--- a/rapports/2026-06-06/EQ16/EQ16_sup_v2/DR_051101000004/86-60-84-77.docx
+++ b/rapports/2026-06-06/EQ16/EQ16_sup_v2/DR_051101000004/86-60-84-77.docx
@@ -297,7 +297,7 @@
           <w:color w:val="1F6FEB"/>
           <w:sz w:val="22"/>
         </w:rPr>
-        <w:t>⚠ INCOHÉRENCES À CORRIGER (78)</w:t>
+        <w:t>⚠ INCOHÉRENCES À CORRIGER (70)</w:t>
       </w:r>
     </w:p>
     <w:tbl>
@@ -994,7 +994,7 @@
                 <w:color w:val="16A34A"/>
                 <w:sz w:val="16"/>
               </w:rPr>
-              <w:t>—</w:t>
+              <w:t>s00q10, s01q35, s01q36, s01q37, s02q04, s02q15, s01q00b, s02q17_code</w:t>
             </w:r>
           </w:p>
         </w:tc>
@@ -1025,7 +1025,7 @@
                 <w:i w:val="0"/>
                 <w:sz w:val="17"/>
               </w:rPr>
-              <w:t>Incohérence!!! seulement les écoles privées paient les frais de scolarité (y compris les frais d'inscription).</w:t>
+              <w:t>Avertissement!!! L'âge (24 ans) de Marietou Touré avec son niveau d'étude (2ème année Secondaire 2 Général) semble incoherent, veuillez confirmer cette information avec le QG ou corriger l'incohérence.</w:t>
             </w:r>
           </w:p>
         </w:tc>
@@ -1238,6 +1238,1626 @@
                 <w:i w:val="0"/>
                 <w:sz w:val="16"/>
               </w:rPr>
+              <w:t>S03</w:t>
+              <w:br/>
+            </w:r>
+            <w:r>
+              <w:rPr>
+                <w:b w:val="0"/>
+                <w:i w:val="0"/>
+                <w:color w:val="64748B"/>
+                <w:sz w:val="14"/>
+              </w:rPr>
+              <w:t>Santé</w:t>
+            </w:r>
+          </w:p>
+        </w:tc>
+        <w:tc>
+          <w:tcPr>
+            <w:tcW w:type="dxa" w:w="1531"/>
+          </w:tcPr>
+          <w:p>
+            <w:r>
+              <w:rPr>
+                <w:b/>
+                <w:i w:val="0"/>
+                <w:color w:val="16A34A"/>
+                <w:sz w:val="16"/>
+              </w:rPr>
+              <w:t>—</w:t>
+            </w:r>
+          </w:p>
+        </w:tc>
+        <w:tc>
+          <w:tcPr>
+            <w:tcW w:type="dxa" w:w="1191"/>
+          </w:tcPr>
+          <w:p>
+            <w:r>
+              <w:rPr>
+                <w:b w:val="0"/>
+                <w:i w:val="0"/>
+                <w:color w:val="64748B"/>
+                <w:sz w:val="16"/>
+              </w:rPr>
+              <w:t>GT-CQ</w:t>
+            </w:r>
+          </w:p>
+        </w:tc>
+        <w:tc>
+          <w:tcPr>
+            <w:tcW w:type="dxa" w:w="4706"/>
+          </w:tcPr>
+          <w:p>
+            <w:r>
+              <w:rPr>
+                <w:b w:val="0"/>
+                <w:i w:val="0"/>
+                <w:sz w:val="17"/>
+              </w:rPr>
+              <w:t>Incohérent !!! Bassirou Touré s'est consulté la première fois pour cette maladie (Problème dentaire) chez un dentiste et vous dites que  Bassirou Touré n'est pas concerné par le montant des frais de consultation d'un dentiste (3.16=9999).</w:t>
+            </w:r>
+          </w:p>
+        </w:tc>
+      </w:tr>
+      <w:tr>
+        <w:tc>
+          <w:tcPr>
+            <w:tcW w:type="dxa" w:w="964"/>
+          </w:tcPr>
+          <w:p>
+            <w:r>
+              <w:rPr>
+                <w:b/>
+                <w:i w:val="0"/>
+                <w:color w:val="DC2626"/>
+                <w:sz w:val="16"/>
+              </w:rPr>
+              <w:t>Haute</w:t>
+            </w:r>
+          </w:p>
+        </w:tc>
+        <w:tc>
+          <w:tcPr>
+            <w:tcW w:type="dxa" w:w="1247"/>
+          </w:tcPr>
+          <w:p>
+            <w:r>
+              <w:rPr>
+                <w:b/>
+                <w:i w:val="0"/>
+                <w:sz w:val="16"/>
+              </w:rPr>
+              <w:t>S03</w:t>
+              <w:br/>
+            </w:r>
+            <w:r>
+              <w:rPr>
+                <w:b w:val="0"/>
+                <w:i w:val="0"/>
+                <w:color w:val="64748B"/>
+                <w:sz w:val="14"/>
+              </w:rPr>
+              <w:t>Santé</w:t>
+            </w:r>
+          </w:p>
+        </w:tc>
+        <w:tc>
+          <w:tcPr>
+            <w:tcW w:type="dxa" w:w="1531"/>
+          </w:tcPr>
+          <w:p>
+            <w:r>
+              <w:rPr>
+                <w:b/>
+                <w:i w:val="0"/>
+                <w:color w:val="16A34A"/>
+                <w:sz w:val="16"/>
+              </w:rPr>
+              <w:t>—</w:t>
+            </w:r>
+          </w:p>
+        </w:tc>
+        <w:tc>
+          <w:tcPr>
+            <w:tcW w:type="dxa" w:w="1191"/>
+          </w:tcPr>
+          <w:p>
+            <w:r>
+              <w:rPr>
+                <w:b w:val="0"/>
+                <w:i w:val="0"/>
+                <w:color w:val="64748B"/>
+                <w:sz w:val="16"/>
+              </w:rPr>
+              <w:t>GT-CQ</w:t>
+            </w:r>
+          </w:p>
+        </w:tc>
+        <w:tc>
+          <w:tcPr>
+            <w:tcW w:type="dxa" w:w="4706"/>
+          </w:tcPr>
+          <w:p>
+            <w:r>
+              <w:rPr>
+                <w:b w:val="0"/>
+                <w:i w:val="0"/>
+                <w:sz w:val="17"/>
+              </w:rPr>
+              <w:t>Prière de verifier cette incohérence auprès de l'enquêté ou confirmer.</w:t>
+            </w:r>
+          </w:p>
+        </w:tc>
+      </w:tr>
+      <w:tr>
+        <w:tc>
+          <w:tcPr>
+            <w:tcW w:type="dxa" w:w="964"/>
+          </w:tcPr>
+          <w:p>
+            <w:r>
+              <w:rPr>
+                <w:b/>
+                <w:i w:val="0"/>
+                <w:color w:val="DC2626"/>
+                <w:sz w:val="16"/>
+              </w:rPr>
+              <w:t>Haute</w:t>
+            </w:r>
+          </w:p>
+        </w:tc>
+        <w:tc>
+          <w:tcPr>
+            <w:tcW w:type="dxa" w:w="1247"/>
+          </w:tcPr>
+          <w:p>
+            <w:r>
+              <w:rPr>
+                <w:b/>
+                <w:i w:val="0"/>
+                <w:sz w:val="16"/>
+              </w:rPr>
+              <w:t>S04</w:t>
+              <w:br/>
+            </w:r>
+            <w:r>
+              <w:rPr>
+                <w:b w:val="0"/>
+                <w:i w:val="0"/>
+                <w:color w:val="64748B"/>
+                <w:sz w:val="14"/>
+              </w:rPr>
+              <w:t>Emploi</w:t>
+            </w:r>
+          </w:p>
+        </w:tc>
+        <w:tc>
+          <w:tcPr>
+            <w:tcW w:type="dxa" w:w="1531"/>
+          </w:tcPr>
+          <w:p>
+            <w:r>
+              <w:rPr>
+                <w:b/>
+                <w:i w:val="0"/>
+                <w:color w:val="16A34A"/>
+                <w:sz w:val="16"/>
+              </w:rPr>
+              <w:t>s01q39, s01q43, s01q44, s02q15, s02q20, s02q21, s03q07, s03q08</w:t>
+            </w:r>
+          </w:p>
+        </w:tc>
+        <w:tc>
+          <w:tcPr>
+            <w:tcW w:type="dxa" w:w="1191"/>
+          </w:tcPr>
+          <w:p>
+            <w:r>
+              <w:rPr>
+                <w:b w:val="0"/>
+                <w:i w:val="0"/>
+                <w:color w:val="64748B"/>
+                <w:sz w:val="16"/>
+              </w:rPr>
+              <w:t>GT-CQ</w:t>
+            </w:r>
+          </w:p>
+        </w:tc>
+        <w:tc>
+          <w:tcPr>
+            <w:tcW w:type="dxa" w:w="4706"/>
+          </w:tcPr>
+          <w:p>
+            <w:r>
+              <w:rPr>
+                <w:b w:val="0"/>
+                <w:i w:val="0"/>
+                <w:sz w:val="17"/>
+              </w:rPr>
+              <w:t>Incoherent! Aminata Touré est (Ménagère) de la 4.21 et Aminata Touré est un homme, prière de corriger.</w:t>
+            </w:r>
+          </w:p>
+        </w:tc>
+      </w:tr>
+      <w:tr>
+        <w:tc>
+          <w:tcPr>
+            <w:tcW w:type="dxa" w:w="964"/>
+          </w:tcPr>
+          <w:p>
+            <w:r>
+              <w:rPr>
+                <w:b/>
+                <w:i w:val="0"/>
+                <w:color w:val="DC2626"/>
+                <w:sz w:val="16"/>
+              </w:rPr>
+              <w:t>Haute</w:t>
+            </w:r>
+          </w:p>
+        </w:tc>
+        <w:tc>
+          <w:tcPr>
+            <w:tcW w:type="dxa" w:w="1247"/>
+          </w:tcPr>
+          <w:p>
+            <w:r>
+              <w:rPr>
+                <w:b/>
+                <w:i w:val="0"/>
+                <w:sz w:val="16"/>
+              </w:rPr>
+              <w:t>S07</w:t>
+              <w:br/>
+            </w:r>
+            <w:r>
+              <w:rPr>
+                <w:b w:val="0"/>
+                <w:i w:val="0"/>
+                <w:color w:val="64748B"/>
+                <w:sz w:val="14"/>
+              </w:rPr>
+              <w:t>Consommation alimentaire</w:t>
+            </w:r>
+          </w:p>
+        </w:tc>
+        <w:tc>
+          <w:tcPr>
+            <w:tcW w:type="dxa" w:w="1531"/>
+          </w:tcPr>
+          <w:p>
+            <w:r>
+              <w:rPr>
+                <w:b/>
+                <w:i w:val="0"/>
+                <w:color w:val="16A34A"/>
+                <w:sz w:val="16"/>
+              </w:rPr>
+              <w:t>s00q27, s01q00a, s01q12, s01q13, s02q04, s03q11, s03q12, s01q01</w:t>
+            </w:r>
+          </w:p>
+        </w:tc>
+        <w:tc>
+          <w:tcPr>
+            <w:tcW w:type="dxa" w:w="1191"/>
+          </w:tcPr>
+          <w:p>
+            <w:r>
+              <w:rPr>
+                <w:b w:val="0"/>
+                <w:i w:val="0"/>
+                <w:color w:val="64748B"/>
+                <w:sz w:val="16"/>
+              </w:rPr>
+              <w:t>GT-CQ</w:t>
+            </w:r>
+          </w:p>
+        </w:tc>
+        <w:tc>
+          <w:tcPr>
+            <w:tcW w:type="dxa" w:w="4706"/>
+          </w:tcPr>
+          <w:p>
+            <w:r>
+              <w:rPr>
+                <w:b w:val="0"/>
+                <w:i w:val="0"/>
+                <w:sz w:val="17"/>
+              </w:rPr>
+              <w:t>Avertissement!!! Le ménage a consommé 48 Cuillère de Petit de Beurre  ce qui semble incoherent pour une consommation aucours des 7 derniers jours, prière de verifier et corriger.</w:t>
+            </w:r>
+          </w:p>
+        </w:tc>
+      </w:tr>
+      <w:tr>
+        <w:tc>
+          <w:tcPr>
+            <w:tcW w:type="dxa" w:w="964"/>
+          </w:tcPr>
+          <w:p>
+            <w:r>
+              <w:rPr>
+                <w:b/>
+                <w:i w:val="0"/>
+                <w:color w:val="DC2626"/>
+                <w:sz w:val="16"/>
+              </w:rPr>
+              <w:t>Haute</w:t>
+            </w:r>
+          </w:p>
+        </w:tc>
+        <w:tc>
+          <w:tcPr>
+            <w:tcW w:type="dxa" w:w="1247"/>
+          </w:tcPr>
+          <w:p>
+            <w:r>
+              <w:rPr>
+                <w:b/>
+                <w:i w:val="0"/>
+                <w:sz w:val="16"/>
+              </w:rPr>
+              <w:t>S07</w:t>
+              <w:br/>
+            </w:r>
+            <w:r>
+              <w:rPr>
+                <w:b w:val="0"/>
+                <w:i w:val="0"/>
+                <w:color w:val="64748B"/>
+                <w:sz w:val="14"/>
+              </w:rPr>
+              <w:t>Consommation alimentaire</w:t>
+            </w:r>
+          </w:p>
+        </w:tc>
+        <w:tc>
+          <w:tcPr>
+            <w:tcW w:type="dxa" w:w="1531"/>
+          </w:tcPr>
+          <w:p>
+            <w:r>
+              <w:rPr>
+                <w:b/>
+                <w:i w:val="0"/>
+                <w:color w:val="16A34A"/>
+                <w:sz w:val="16"/>
+              </w:rPr>
+              <w:t>s00q27, s01q00a, s01q12, s01q13, s02q04, s03q11, s03q12, s01q01</w:t>
+            </w:r>
+          </w:p>
+        </w:tc>
+        <w:tc>
+          <w:tcPr>
+            <w:tcW w:type="dxa" w:w="1191"/>
+          </w:tcPr>
+          <w:p>
+            <w:r>
+              <w:rPr>
+                <w:b w:val="0"/>
+                <w:i w:val="0"/>
+                <w:color w:val="64748B"/>
+                <w:sz w:val="16"/>
+              </w:rPr>
+              <w:t>GT-CQ</w:t>
+            </w:r>
+          </w:p>
+        </w:tc>
+        <w:tc>
+          <w:tcPr>
+            <w:tcW w:type="dxa" w:w="4706"/>
+          </w:tcPr>
+          <w:p>
+            <w:r>
+              <w:rPr>
+                <w:b w:val="0"/>
+                <w:i w:val="0"/>
+                <w:sz w:val="17"/>
+              </w:rPr>
+              <w:t>(quinqueliba, citronnelle, etc.)  ce qui semble incoherent pour une consommation aucours des 7 derniers jours, prière de verifier et corriger.</w:t>
+            </w:r>
+          </w:p>
+        </w:tc>
+      </w:tr>
+      <w:tr>
+        <w:tc>
+          <w:tcPr>
+            <w:tcW w:type="dxa" w:w="964"/>
+          </w:tcPr>
+          <w:p>
+            <w:r>
+              <w:rPr>
+                <w:b/>
+                <w:i w:val="0"/>
+                <w:color w:val="EA580C"/>
+                <w:sz w:val="16"/>
+              </w:rPr>
+              <w:t>Moyenne</w:t>
+            </w:r>
+          </w:p>
+        </w:tc>
+        <w:tc>
+          <w:tcPr>
+            <w:tcW w:type="dxa" w:w="1247"/>
+          </w:tcPr>
+          <w:p>
+            <w:r>
+              <w:rPr>
+                <w:b/>
+                <w:i w:val="0"/>
+                <w:sz w:val="16"/>
+              </w:rPr>
+              <w:t>S00</w:t>
+              <w:br/>
+            </w:r>
+            <w:r>
+              <w:rPr>
+                <w:b w:val="0"/>
+                <w:i w:val="0"/>
+                <w:color w:val="64748B"/>
+                <w:sz w:val="14"/>
+              </w:rPr>
+              <w:t>Identification</w:t>
+            </w:r>
+          </w:p>
+        </w:tc>
+        <w:tc>
+          <w:tcPr>
+            <w:tcW w:type="dxa" w:w="1531"/>
+          </w:tcPr>
+          <w:p>
+            <w:r>
+              <w:rPr>
+                <w:b/>
+                <w:i w:val="0"/>
+                <w:color w:val="16A34A"/>
+                <w:sz w:val="16"/>
+              </w:rPr>
+              <w:t>s00q27</w:t>
+            </w:r>
+          </w:p>
+        </w:tc>
+        <w:tc>
+          <w:tcPr>
+            <w:tcW w:type="dxa" w:w="1191"/>
+          </w:tcPr>
+          <w:p>
+            <w:r>
+              <w:rPr>
+                <w:b w:val="0"/>
+                <w:i w:val="0"/>
+                <w:color w:val="64748B"/>
+                <w:sz w:val="16"/>
+              </w:rPr>
+              <w:t>GT-CQ</w:t>
+            </w:r>
+          </w:p>
+        </w:tc>
+        <w:tc>
+          <w:tcPr>
+            <w:tcW w:type="dxa" w:w="4706"/>
+          </w:tcPr>
+          <w:p>
+            <w:r>
+              <w:rPr>
+                <w:b w:val="0"/>
+                <w:i w:val="0"/>
+                <w:sz w:val="17"/>
+              </w:rPr>
+              <w:t>Le questionnaire semble ne pas être complètement fini mais le questionnaire est en statut complet, prière de compléter le questionnaire.</w:t>
+            </w:r>
+          </w:p>
+        </w:tc>
+      </w:tr>
+      <w:tr>
+        <w:tc>
+          <w:tcPr>
+            <w:tcW w:type="dxa" w:w="964"/>
+          </w:tcPr>
+          <w:p>
+            <w:r>
+              <w:rPr>
+                <w:b/>
+                <w:i w:val="0"/>
+                <w:color w:val="EA580C"/>
+                <w:sz w:val="16"/>
+              </w:rPr>
+              <w:t>Moyenne</w:t>
+            </w:r>
+          </w:p>
+        </w:tc>
+        <w:tc>
+          <w:tcPr>
+            <w:tcW w:type="dxa" w:w="1247"/>
+          </w:tcPr>
+          <w:p>
+            <w:r>
+              <w:rPr>
+                <w:b/>
+                <w:i w:val="0"/>
+                <w:sz w:val="16"/>
+              </w:rPr>
+              <w:t>S00</w:t>
+              <w:br/>
+            </w:r>
+            <w:r>
+              <w:rPr>
+                <w:b w:val="0"/>
+                <w:i w:val="0"/>
+                <w:color w:val="64748B"/>
+                <w:sz w:val="14"/>
+              </w:rPr>
+              <w:t>Identification</w:t>
+            </w:r>
+          </w:p>
+        </w:tc>
+        <w:tc>
+          <w:tcPr>
+            <w:tcW w:type="dxa" w:w="1531"/>
+          </w:tcPr>
+          <w:p>
+            <w:r>
+              <w:rPr>
+                <w:b/>
+                <w:i w:val="0"/>
+                <w:color w:val="16A34A"/>
+                <w:sz w:val="16"/>
+              </w:rPr>
+              <w:t>—</w:t>
+            </w:r>
+          </w:p>
+        </w:tc>
+        <w:tc>
+          <w:tcPr>
+            <w:tcW w:type="dxa" w:w="1191"/>
+          </w:tcPr>
+          <w:p>
+            <w:r>
+              <w:rPr>
+                <w:b w:val="0"/>
+                <w:i w:val="0"/>
+                <w:color w:val="64748B"/>
+                <w:sz w:val="16"/>
+              </w:rPr>
+              <w:t>GT-CQ</w:t>
+            </w:r>
+          </w:p>
+        </w:tc>
+        <w:tc>
+          <w:tcPr>
+            <w:tcW w:type="dxa" w:w="4706"/>
+          </w:tcPr>
+          <w:p>
+            <w:r>
+              <w:rPr>
+                <w:b w:val="0"/>
+                <w:i w:val="0"/>
+                <w:sz w:val="17"/>
+              </w:rPr>
+              <w:t>L'adresse ou la localisation du ménage doit être bien renseignée, ne doit pas contenir des numéros de téléphone et elle semble courte pour être une adresse.</w:t>
+            </w:r>
+          </w:p>
+        </w:tc>
+      </w:tr>
+      <w:tr>
+        <w:tc>
+          <w:tcPr>
+            <w:tcW w:type="dxa" w:w="964"/>
+          </w:tcPr>
+          <w:p>
+            <w:r>
+              <w:rPr>
+                <w:b/>
+                <w:i w:val="0"/>
+                <w:color w:val="EA580C"/>
+                <w:sz w:val="16"/>
+              </w:rPr>
+              <w:t>Moyenne</w:t>
+            </w:r>
+          </w:p>
+        </w:tc>
+        <w:tc>
+          <w:tcPr>
+            <w:tcW w:type="dxa" w:w="1247"/>
+          </w:tcPr>
+          <w:p>
+            <w:r>
+              <w:rPr>
+                <w:b/>
+                <w:i w:val="0"/>
+                <w:sz w:val="16"/>
+              </w:rPr>
+              <w:t>S00</w:t>
+              <w:br/>
+            </w:r>
+            <w:r>
+              <w:rPr>
+                <w:b w:val="0"/>
+                <w:i w:val="0"/>
+                <w:color w:val="64748B"/>
+                <w:sz w:val="14"/>
+              </w:rPr>
+              <w:t>Identification</w:t>
+            </w:r>
+          </w:p>
+        </w:tc>
+        <w:tc>
+          <w:tcPr>
+            <w:tcW w:type="dxa" w:w="1531"/>
+          </w:tcPr>
+          <w:p>
+            <w:r>
+              <w:rPr>
+                <w:b/>
+                <w:i w:val="0"/>
+                <w:color w:val="16A34A"/>
+                <w:sz w:val="16"/>
+              </w:rPr>
+              <w:t>—</w:t>
+            </w:r>
+          </w:p>
+        </w:tc>
+        <w:tc>
+          <w:tcPr>
+            <w:tcW w:type="dxa" w:w="1191"/>
+          </w:tcPr>
+          <w:p>
+            <w:r>
+              <w:rPr>
+                <w:b w:val="0"/>
+                <w:i w:val="0"/>
+                <w:color w:val="64748B"/>
+                <w:sz w:val="16"/>
+              </w:rPr>
+              <w:t>GT-CQ</w:t>
+            </w:r>
+          </w:p>
+        </w:tc>
+        <w:tc>
+          <w:tcPr>
+            <w:tcW w:type="dxa" w:w="4706"/>
+          </w:tcPr>
+          <w:p>
+            <w:r>
+              <w:rPr>
+                <w:b w:val="0"/>
+                <w:i w:val="0"/>
+                <w:sz w:val="17"/>
+              </w:rPr>
+              <w:t>Prière de renseigner la bonne adresse.</w:t>
+            </w:r>
+          </w:p>
+        </w:tc>
+      </w:tr>
+      <w:tr>
+        <w:tc>
+          <w:tcPr>
+            <w:tcW w:type="dxa" w:w="964"/>
+          </w:tcPr>
+          <w:p>
+            <w:r>
+              <w:rPr>
+                <w:b/>
+                <w:i w:val="0"/>
+                <w:color w:val="EA580C"/>
+                <w:sz w:val="16"/>
+              </w:rPr>
+              <w:t>Moyenne</w:t>
+            </w:r>
+          </w:p>
+        </w:tc>
+        <w:tc>
+          <w:tcPr>
+            <w:tcW w:type="dxa" w:w="1247"/>
+          </w:tcPr>
+          <w:p>
+            <w:r>
+              <w:rPr>
+                <w:b/>
+                <w:i w:val="0"/>
+                <w:sz w:val="16"/>
+              </w:rPr>
+              <w:t>S01</w:t>
+              <w:br/>
+            </w:r>
+            <w:r>
+              <w:rPr>
+                <w:b w:val="0"/>
+                <w:i w:val="0"/>
+                <w:color w:val="64748B"/>
+                <w:sz w:val="14"/>
+              </w:rPr>
+              <w:t>Démographie</w:t>
+            </w:r>
+          </w:p>
+        </w:tc>
+        <w:tc>
+          <w:tcPr>
+            <w:tcW w:type="dxa" w:w="1531"/>
+          </w:tcPr>
+          <w:p>
+            <w:r>
+              <w:rPr>
+                <w:b/>
+                <w:i w:val="0"/>
+                <w:color w:val="16A34A"/>
+                <w:sz w:val="16"/>
+              </w:rPr>
+              <w:t>—</w:t>
+            </w:r>
+          </w:p>
+        </w:tc>
+        <w:tc>
+          <w:tcPr>
+            <w:tcW w:type="dxa" w:w="1191"/>
+          </w:tcPr>
+          <w:p>
+            <w:r>
+              <w:rPr>
+                <w:b w:val="0"/>
+                <w:i w:val="0"/>
+                <w:color w:val="64748B"/>
+                <w:sz w:val="16"/>
+              </w:rPr>
+              <w:t>GT-CQ</w:t>
+            </w:r>
+          </w:p>
+        </w:tc>
+        <w:tc>
+          <w:tcPr>
+            <w:tcW w:type="dxa" w:w="4706"/>
+          </w:tcPr>
+          <w:p>
+            <w:r>
+              <w:rPr>
+                <w:b w:val="0"/>
+                <w:i w:val="0"/>
+                <w:sz w:val="17"/>
+              </w:rPr>
+              <w:t>Prière de verifier l'information donnée par Aminata Touré ou corriger au niveau de la section 1.</w:t>
+            </w:r>
+          </w:p>
+        </w:tc>
+      </w:tr>
+      <w:tr>
+        <w:tc>
+          <w:tcPr>
+            <w:tcW w:type="dxa" w:w="964"/>
+          </w:tcPr>
+          <w:p>
+            <w:r>
+              <w:rPr>
+                <w:b/>
+                <w:i w:val="0"/>
+                <w:color w:val="EA580C"/>
+                <w:sz w:val="16"/>
+              </w:rPr>
+              <w:t>Moyenne</w:t>
+            </w:r>
+          </w:p>
+        </w:tc>
+        <w:tc>
+          <w:tcPr>
+            <w:tcW w:type="dxa" w:w="1247"/>
+          </w:tcPr>
+          <w:p>
+            <w:r>
+              <w:rPr>
+                <w:b/>
+                <w:i w:val="0"/>
+                <w:sz w:val="16"/>
+              </w:rPr>
+              <w:t>S01</w:t>
+              <w:br/>
+            </w:r>
+            <w:r>
+              <w:rPr>
+                <w:b w:val="0"/>
+                <w:i w:val="0"/>
+                <w:color w:val="64748B"/>
+                <w:sz w:val="14"/>
+              </w:rPr>
+              <w:t>Démographie</w:t>
+            </w:r>
+          </w:p>
+        </w:tc>
+        <w:tc>
+          <w:tcPr>
+            <w:tcW w:type="dxa" w:w="1531"/>
+          </w:tcPr>
+          <w:p>
+            <w:r>
+              <w:rPr>
+                <w:b/>
+                <w:i w:val="0"/>
+                <w:color w:val="16A34A"/>
+                <w:sz w:val="16"/>
+              </w:rPr>
+              <w:t>—</w:t>
+            </w:r>
+          </w:p>
+        </w:tc>
+        <w:tc>
+          <w:tcPr>
+            <w:tcW w:type="dxa" w:w="1191"/>
+          </w:tcPr>
+          <w:p>
+            <w:r>
+              <w:rPr>
+                <w:b w:val="0"/>
+                <w:i w:val="0"/>
+                <w:color w:val="64748B"/>
+                <w:sz w:val="16"/>
+              </w:rPr>
+              <w:t>GT-CQ</w:t>
+            </w:r>
+          </w:p>
+        </w:tc>
+        <w:tc>
+          <w:tcPr>
+            <w:tcW w:type="dxa" w:w="4706"/>
+          </w:tcPr>
+          <w:p>
+            <w:r>
+              <w:rPr>
+                <w:b w:val="0"/>
+                <w:i w:val="0"/>
+                <w:sz w:val="17"/>
+              </w:rPr>
+              <w:t>Prière de verifier l'information donnée par Adama Touré ou corriger au niveau de la section 1.</w:t>
+            </w:r>
+          </w:p>
+        </w:tc>
+      </w:tr>
+      <w:tr>
+        <w:tc>
+          <w:tcPr>
+            <w:tcW w:type="dxa" w:w="964"/>
+          </w:tcPr>
+          <w:p>
+            <w:r>
+              <w:rPr>
+                <w:b/>
+                <w:i w:val="0"/>
+                <w:color w:val="EA580C"/>
+                <w:sz w:val="16"/>
+              </w:rPr>
+              <w:t>Moyenne</w:t>
+            </w:r>
+          </w:p>
+        </w:tc>
+        <w:tc>
+          <w:tcPr>
+            <w:tcW w:type="dxa" w:w="1247"/>
+          </w:tcPr>
+          <w:p>
+            <w:r>
+              <w:rPr>
+                <w:b/>
+                <w:i w:val="0"/>
+                <w:sz w:val="16"/>
+              </w:rPr>
+              <w:t>S01</w:t>
+              <w:br/>
+            </w:r>
+            <w:r>
+              <w:rPr>
+                <w:b w:val="0"/>
+                <w:i w:val="0"/>
+                <w:color w:val="64748B"/>
+                <w:sz w:val="14"/>
+              </w:rPr>
+              <w:t>Démographie</w:t>
+            </w:r>
+          </w:p>
+        </w:tc>
+        <w:tc>
+          <w:tcPr>
+            <w:tcW w:type="dxa" w:w="1531"/>
+          </w:tcPr>
+          <w:p>
+            <w:r>
+              <w:rPr>
+                <w:b/>
+                <w:i w:val="0"/>
+                <w:color w:val="16A34A"/>
+                <w:sz w:val="16"/>
+              </w:rPr>
+              <w:t>—</w:t>
+            </w:r>
+          </w:p>
+        </w:tc>
+        <w:tc>
+          <w:tcPr>
+            <w:tcW w:type="dxa" w:w="1191"/>
+          </w:tcPr>
+          <w:p>
+            <w:r>
+              <w:rPr>
+                <w:b w:val="0"/>
+                <w:i w:val="0"/>
+                <w:color w:val="64748B"/>
+                <w:sz w:val="16"/>
+              </w:rPr>
+              <w:t>GT-CQ</w:t>
+            </w:r>
+          </w:p>
+        </w:tc>
+        <w:tc>
+          <w:tcPr>
+            <w:tcW w:type="dxa" w:w="4706"/>
+          </w:tcPr>
+          <w:p>
+            <w:r>
+              <w:rPr>
+                <w:b w:val="0"/>
+                <w:i w:val="0"/>
+                <w:sz w:val="17"/>
+              </w:rPr>
+              <w:t>Prière de verifier l'information donnée par Fatoumata Touré ou corriger au niveau de la section 1.</w:t>
+            </w:r>
+          </w:p>
+        </w:tc>
+      </w:tr>
+      <w:tr>
+        <w:tc>
+          <w:tcPr>
+            <w:tcW w:type="dxa" w:w="964"/>
+          </w:tcPr>
+          <w:p>
+            <w:r>
+              <w:rPr>
+                <w:b/>
+                <w:i w:val="0"/>
+                <w:color w:val="EA580C"/>
+                <w:sz w:val="16"/>
+              </w:rPr>
+              <w:t>Moyenne</w:t>
+            </w:r>
+          </w:p>
+        </w:tc>
+        <w:tc>
+          <w:tcPr>
+            <w:tcW w:type="dxa" w:w="1247"/>
+          </w:tcPr>
+          <w:p>
+            <w:r>
+              <w:rPr>
+                <w:b/>
+                <w:i w:val="0"/>
+                <w:sz w:val="16"/>
+              </w:rPr>
+              <w:t>S01</w:t>
+              <w:br/>
+            </w:r>
+            <w:r>
+              <w:rPr>
+                <w:b w:val="0"/>
+                <w:i w:val="0"/>
+                <w:color w:val="64748B"/>
+                <w:sz w:val="14"/>
+              </w:rPr>
+              <w:t>Démographie</w:t>
+            </w:r>
+          </w:p>
+        </w:tc>
+        <w:tc>
+          <w:tcPr>
+            <w:tcW w:type="dxa" w:w="1531"/>
+          </w:tcPr>
+          <w:p>
+            <w:r>
+              <w:rPr>
+                <w:b/>
+                <w:i w:val="0"/>
+                <w:color w:val="16A34A"/>
+                <w:sz w:val="16"/>
+              </w:rPr>
+              <w:t>—</w:t>
+            </w:r>
+          </w:p>
+        </w:tc>
+        <w:tc>
+          <w:tcPr>
+            <w:tcW w:type="dxa" w:w="1191"/>
+          </w:tcPr>
+          <w:p>
+            <w:r>
+              <w:rPr>
+                <w:b w:val="0"/>
+                <w:i w:val="0"/>
+                <w:color w:val="64748B"/>
+                <w:sz w:val="16"/>
+              </w:rPr>
+              <w:t>GT-CQ</w:t>
+            </w:r>
+          </w:p>
+        </w:tc>
+        <w:tc>
+          <w:tcPr>
+            <w:tcW w:type="dxa" w:w="4706"/>
+          </w:tcPr>
+          <w:p>
+            <w:r>
+              <w:rPr>
+                <w:b w:val="0"/>
+                <w:i w:val="0"/>
+                <w:sz w:val="17"/>
+              </w:rPr>
+              <w:t>Prière de verifier l'information donnée par Oumar Touré ou corriger au niveau de la section 1.</w:t>
+            </w:r>
+          </w:p>
+        </w:tc>
+      </w:tr>
+      <w:tr>
+        <w:tc>
+          <w:tcPr>
+            <w:tcW w:type="dxa" w:w="964"/>
+          </w:tcPr>
+          <w:p>
+            <w:r>
+              <w:rPr>
+                <w:b/>
+                <w:i w:val="0"/>
+                <w:color w:val="EA580C"/>
+                <w:sz w:val="16"/>
+              </w:rPr>
+              <w:t>Moyenne</w:t>
+            </w:r>
+          </w:p>
+        </w:tc>
+        <w:tc>
+          <w:tcPr>
+            <w:tcW w:type="dxa" w:w="1247"/>
+          </w:tcPr>
+          <w:p>
+            <w:r>
+              <w:rPr>
+                <w:b/>
+                <w:i w:val="0"/>
+                <w:sz w:val="16"/>
+              </w:rPr>
+              <w:t>S01</w:t>
+              <w:br/>
+            </w:r>
+            <w:r>
+              <w:rPr>
+                <w:b w:val="0"/>
+                <w:i w:val="0"/>
+                <w:color w:val="64748B"/>
+                <w:sz w:val="14"/>
+              </w:rPr>
+              <w:t>Démographie</w:t>
+            </w:r>
+          </w:p>
+        </w:tc>
+        <w:tc>
+          <w:tcPr>
+            <w:tcW w:type="dxa" w:w="1531"/>
+          </w:tcPr>
+          <w:p>
+            <w:r>
+              <w:rPr>
+                <w:b/>
+                <w:i w:val="0"/>
+                <w:color w:val="16A34A"/>
+                <w:sz w:val="16"/>
+              </w:rPr>
+              <w:t>s01q41, s01q00b</w:t>
+            </w:r>
+          </w:p>
+        </w:tc>
+        <w:tc>
+          <w:tcPr>
+            <w:tcW w:type="dxa" w:w="1191"/>
+          </w:tcPr>
+          <w:p>
+            <w:r>
+              <w:rPr>
+                <w:b w:val="0"/>
+                <w:i w:val="0"/>
+                <w:color w:val="64748B"/>
+                <w:sz w:val="16"/>
+              </w:rPr>
+              <w:t>GT-CQ</w:t>
+            </w:r>
+          </w:p>
+        </w:tc>
+        <w:tc>
+          <w:tcPr>
+            <w:tcW w:type="dxa" w:w="4706"/>
+          </w:tcPr>
+          <w:p>
+            <w:r>
+              <w:rPr>
+                <w:b w:val="0"/>
+                <w:i w:val="0"/>
+                <w:sz w:val="17"/>
+              </w:rPr>
+              <w:t>Le montant dépensé ou reçu en cadeau pour les cartes prépayées, les transferts de crédit et les abonnements de  Awa Touré semble élevé ou faible , prière de corriger ou de confirmer l'information avec le QG.</w:t>
+            </w:r>
+          </w:p>
+        </w:tc>
+      </w:tr>
+      <w:tr>
+        <w:tc>
+          <w:tcPr>
+            <w:tcW w:type="dxa" w:w="964"/>
+          </w:tcPr>
+          <w:p>
+            <w:r>
+              <w:rPr>
+                <w:b/>
+                <w:i w:val="0"/>
+                <w:color w:val="EA580C"/>
+                <w:sz w:val="16"/>
+              </w:rPr>
+              <w:t>Moyenne</w:t>
+            </w:r>
+          </w:p>
+        </w:tc>
+        <w:tc>
+          <w:tcPr>
+            <w:tcW w:type="dxa" w:w="1247"/>
+          </w:tcPr>
+          <w:p>
+            <w:r>
+              <w:rPr>
+                <w:b/>
+                <w:i w:val="0"/>
+                <w:sz w:val="16"/>
+              </w:rPr>
+              <w:t>S01</w:t>
+              <w:br/>
+            </w:r>
+            <w:r>
+              <w:rPr>
+                <w:b w:val="0"/>
+                <w:i w:val="0"/>
+                <w:color w:val="64748B"/>
+                <w:sz w:val="14"/>
+              </w:rPr>
+              <w:t>Démographie</w:t>
+            </w:r>
+          </w:p>
+        </w:tc>
+        <w:tc>
+          <w:tcPr>
+            <w:tcW w:type="dxa" w:w="1531"/>
+          </w:tcPr>
+          <w:p>
+            <w:r>
+              <w:rPr>
+                <w:b/>
+                <w:i w:val="0"/>
+                <w:color w:val="16A34A"/>
+                <w:sz w:val="16"/>
+              </w:rPr>
+              <w:t>—</w:t>
+            </w:r>
+          </w:p>
+        </w:tc>
+        <w:tc>
+          <w:tcPr>
+            <w:tcW w:type="dxa" w:w="1191"/>
+          </w:tcPr>
+          <w:p>
+            <w:r>
+              <w:rPr>
+                <w:b w:val="0"/>
+                <w:i w:val="0"/>
+                <w:color w:val="64748B"/>
+                <w:sz w:val="16"/>
+              </w:rPr>
+              <w:t>GT-CQ</w:t>
+            </w:r>
+          </w:p>
+        </w:tc>
+        <w:tc>
+          <w:tcPr>
+            <w:tcW w:type="dxa" w:w="4706"/>
+          </w:tcPr>
+          <w:p>
+            <w:r>
+              <w:rPr>
+                <w:b w:val="0"/>
+                <w:i w:val="0"/>
+                <w:sz w:val="17"/>
+              </w:rPr>
+              <w:t>Attention ! Le montant (11000 Fcfa) dépensé ou reçu en cadeau pour les cartes prépayées, les transferts de crédit et les abonnements de  Awa Touré est relativement élevé par rapport aux autres montants depansés observés dans cette zone.</w:t>
+            </w:r>
+          </w:p>
+        </w:tc>
+      </w:tr>
+      <w:tr>
+        <w:tc>
+          <w:tcPr>
+            <w:tcW w:type="dxa" w:w="964"/>
+          </w:tcPr>
+          <w:p>
+            <w:r>
+              <w:rPr>
+                <w:b/>
+                <w:i w:val="0"/>
+                <w:color w:val="EA580C"/>
+                <w:sz w:val="16"/>
+              </w:rPr>
+              <w:t>Moyenne</w:t>
+            </w:r>
+          </w:p>
+        </w:tc>
+        <w:tc>
+          <w:tcPr>
+            <w:tcW w:type="dxa" w:w="1247"/>
+          </w:tcPr>
+          <w:p>
+            <w:r>
+              <w:rPr>
+                <w:b/>
+                <w:i w:val="0"/>
+                <w:sz w:val="16"/>
+              </w:rPr>
+              <w:t>S01</w:t>
+              <w:br/>
+            </w:r>
+            <w:r>
+              <w:rPr>
+                <w:b w:val="0"/>
+                <w:i w:val="0"/>
+                <w:color w:val="64748B"/>
+                <w:sz w:val="14"/>
+              </w:rPr>
+              <w:t>Démographie</w:t>
+            </w:r>
+          </w:p>
+        </w:tc>
+        <w:tc>
+          <w:tcPr>
+            <w:tcW w:type="dxa" w:w="1531"/>
+          </w:tcPr>
+          <w:p>
+            <w:r>
+              <w:rPr>
+                <w:b/>
+                <w:i w:val="0"/>
+                <w:color w:val="16A34A"/>
+                <w:sz w:val="16"/>
+              </w:rPr>
+              <w:t>—</w:t>
+            </w:r>
+          </w:p>
+        </w:tc>
+        <w:tc>
+          <w:tcPr>
+            <w:tcW w:type="dxa" w:w="1191"/>
+          </w:tcPr>
+          <w:p>
+            <w:r>
+              <w:rPr>
+                <w:b w:val="0"/>
+                <w:i w:val="0"/>
+                <w:color w:val="64748B"/>
+                <w:sz w:val="16"/>
+              </w:rPr>
+              <w:t>GT-CQ</w:t>
+            </w:r>
+          </w:p>
+        </w:tc>
+        <w:tc>
+          <w:tcPr>
+            <w:tcW w:type="dxa" w:w="4706"/>
+          </w:tcPr>
+          <w:p>
+            <w:r>
+              <w:rPr>
+                <w:b w:val="0"/>
+                <w:i w:val="0"/>
+                <w:sz w:val="17"/>
+              </w:rPr>
+              <w:t>Prière de corriger ou de confirmer avec le QG.</w:t>
+            </w:r>
+          </w:p>
+        </w:tc>
+      </w:tr>
+      <w:tr>
+        <w:tc>
+          <w:tcPr>
+            <w:tcW w:type="dxa" w:w="964"/>
+          </w:tcPr>
+          <w:p>
+            <w:r>
+              <w:rPr>
+                <w:b/>
+                <w:i w:val="0"/>
+                <w:color w:val="EA580C"/>
+                <w:sz w:val="16"/>
+              </w:rPr>
+              <w:t>Moyenne</w:t>
+            </w:r>
+          </w:p>
+        </w:tc>
+        <w:tc>
+          <w:tcPr>
+            <w:tcW w:type="dxa" w:w="1247"/>
+          </w:tcPr>
+          <w:p>
+            <w:r>
+              <w:rPr>
+                <w:b/>
+                <w:i w:val="0"/>
+                <w:sz w:val="16"/>
+              </w:rPr>
+              <w:t>S01</w:t>
+              <w:br/>
+            </w:r>
+            <w:r>
+              <w:rPr>
+                <w:b w:val="0"/>
+                <w:i w:val="0"/>
+                <w:color w:val="64748B"/>
+                <w:sz w:val="14"/>
+              </w:rPr>
+              <w:t>Démographie</w:t>
+            </w:r>
+          </w:p>
+        </w:tc>
+        <w:tc>
+          <w:tcPr>
+            <w:tcW w:type="dxa" w:w="1531"/>
+          </w:tcPr>
+          <w:p>
+            <w:r>
+              <w:rPr>
+                <w:b/>
+                <w:i w:val="0"/>
+                <w:color w:val="16A34A"/>
+                <w:sz w:val="16"/>
+              </w:rPr>
+              <w:t>s01q41a, s01q00b</w:t>
+            </w:r>
+          </w:p>
+        </w:tc>
+        <w:tc>
+          <w:tcPr>
+            <w:tcW w:type="dxa" w:w="1191"/>
+          </w:tcPr>
+          <w:p>
+            <w:r>
+              <w:rPr>
+                <w:b w:val="0"/>
+                <w:i w:val="0"/>
+                <w:color w:val="64748B"/>
+                <w:sz w:val="16"/>
+              </w:rPr>
+              <w:t>GT-CQ</w:t>
+            </w:r>
+          </w:p>
+        </w:tc>
+        <w:tc>
+          <w:tcPr>
+            <w:tcW w:type="dxa" w:w="4706"/>
+          </w:tcPr>
+          <w:p>
+            <w:r>
+              <w:rPr>
+                <w:b w:val="0"/>
+                <w:i w:val="0"/>
+                <w:sz w:val="17"/>
+              </w:rPr>
+              <w:t>Attention ! Le montant (6000 Fcfa) dépensé ou reçu en cadeau pour les recharges internet ou de forfaits de données mobiles(hors appels vocaux), aucours des 30 derniers jours de  Awa Touré est relativement élevé par rapport aux autres montants depansés observés dans cette zone.</w:t>
+            </w:r>
+          </w:p>
+        </w:tc>
+      </w:tr>
+      <w:tr>
+        <w:tc>
+          <w:tcPr>
+            <w:tcW w:type="dxa" w:w="964"/>
+          </w:tcPr>
+          <w:p>
+            <w:r>
+              <w:rPr>
+                <w:b/>
+                <w:i w:val="0"/>
+                <w:color w:val="EA580C"/>
+                <w:sz w:val="16"/>
+              </w:rPr>
+              <w:t>Moyenne</w:t>
+            </w:r>
+          </w:p>
+        </w:tc>
+        <w:tc>
+          <w:tcPr>
+            <w:tcW w:type="dxa" w:w="1247"/>
+          </w:tcPr>
+          <w:p>
+            <w:r>
+              <w:rPr>
+                <w:b/>
+                <w:i w:val="0"/>
+                <w:sz w:val="16"/>
+              </w:rPr>
+              <w:t>S01</w:t>
+              <w:br/>
+            </w:r>
+            <w:r>
+              <w:rPr>
+                <w:b w:val="0"/>
+                <w:i w:val="0"/>
+                <w:color w:val="64748B"/>
+                <w:sz w:val="14"/>
+              </w:rPr>
+              <w:t>Démographie</w:t>
+            </w:r>
+          </w:p>
+        </w:tc>
+        <w:tc>
+          <w:tcPr>
+            <w:tcW w:type="dxa" w:w="1531"/>
+          </w:tcPr>
+          <w:p>
+            <w:r>
+              <w:rPr>
+                <w:b/>
+                <w:i w:val="0"/>
+                <w:color w:val="16A34A"/>
+                <w:sz w:val="16"/>
+              </w:rPr>
+              <w:t>—</w:t>
+            </w:r>
+          </w:p>
+        </w:tc>
+        <w:tc>
+          <w:tcPr>
+            <w:tcW w:type="dxa" w:w="1191"/>
+          </w:tcPr>
+          <w:p>
+            <w:r>
+              <w:rPr>
+                <w:b w:val="0"/>
+                <w:i w:val="0"/>
+                <w:color w:val="64748B"/>
+                <w:sz w:val="16"/>
+              </w:rPr>
+              <w:t>GT-CQ</w:t>
+            </w:r>
+          </w:p>
+        </w:tc>
+        <w:tc>
+          <w:tcPr>
+            <w:tcW w:type="dxa" w:w="4706"/>
+          </w:tcPr>
+          <w:p>
+            <w:r>
+              <w:rPr>
+                <w:b w:val="0"/>
+                <w:i w:val="0"/>
+                <w:sz w:val="17"/>
+              </w:rPr>
+              <w:t>Prière de verifier l'information donnée par Awa Touré ou corriger au niveau de la section 1.</w:t>
+            </w:r>
+          </w:p>
+        </w:tc>
+      </w:tr>
+      <w:tr>
+        <w:tc>
+          <w:tcPr>
+            <w:tcW w:type="dxa" w:w="964"/>
+          </w:tcPr>
+          <w:p>
+            <w:r>
+              <w:rPr>
+                <w:b/>
+                <w:i w:val="0"/>
+                <w:color w:val="EA580C"/>
+                <w:sz w:val="16"/>
+              </w:rPr>
+              <w:t>Moyenne</w:t>
+            </w:r>
+          </w:p>
+        </w:tc>
+        <w:tc>
+          <w:tcPr>
+            <w:tcW w:type="dxa" w:w="1247"/>
+          </w:tcPr>
+          <w:p>
+            <w:r>
+              <w:rPr>
+                <w:b/>
+                <w:i w:val="0"/>
+                <w:sz w:val="16"/>
+              </w:rPr>
+              <w:t>S01</w:t>
+              <w:br/>
+            </w:r>
+            <w:r>
+              <w:rPr>
+                <w:b w:val="0"/>
+                <w:i w:val="0"/>
+                <w:color w:val="64748B"/>
+                <w:sz w:val="14"/>
+              </w:rPr>
+              <w:t>Démographie</w:t>
+            </w:r>
+          </w:p>
+        </w:tc>
+        <w:tc>
+          <w:tcPr>
+            <w:tcW w:type="dxa" w:w="1531"/>
+          </w:tcPr>
+          <w:p>
+            <w:r>
+              <w:rPr>
+                <w:b/>
+                <w:i w:val="0"/>
+                <w:color w:val="16A34A"/>
+                <w:sz w:val="16"/>
+              </w:rPr>
+              <w:t>s01q10_1</w:t>
+            </w:r>
+          </w:p>
+        </w:tc>
+        <w:tc>
+          <w:tcPr>
+            <w:tcW w:type="dxa" w:w="1191"/>
+          </w:tcPr>
+          <w:p>
+            <w:r>
+              <w:rPr>
+                <w:b w:val="0"/>
+                <w:i w:val="0"/>
+                <w:color w:val="64748B"/>
+                <w:sz w:val="16"/>
+              </w:rPr>
+              <w:t>GT-CQ</w:t>
+            </w:r>
+          </w:p>
+        </w:tc>
+        <w:tc>
+          <w:tcPr>
+            <w:tcW w:type="dxa" w:w="4706"/>
+          </w:tcPr>
+          <w:p>
+            <w:r>
+              <w:rPr>
+                <w:b w:val="0"/>
+                <w:i w:val="0"/>
+                <w:sz w:val="17"/>
+              </w:rPr>
+              <w:t>La taille du ménage lors de l'enquête principale (17) de ce ménage est inférieur à la taille du denombrement (29), prière de fournir des explications concrètes ou aller revisiter le ménage.</w:t>
+            </w:r>
+          </w:p>
+        </w:tc>
+      </w:tr>
+      <w:tr>
+        <w:tc>
+          <w:tcPr>
+            <w:tcW w:type="dxa" w:w="964"/>
+          </w:tcPr>
+          <w:p>
+            <w:r>
+              <w:rPr>
+                <w:b/>
+                <w:i w:val="0"/>
+                <w:color w:val="EA580C"/>
+                <w:sz w:val="16"/>
+              </w:rPr>
+              <w:t>Moyenne</w:t>
+            </w:r>
+          </w:p>
+        </w:tc>
+        <w:tc>
+          <w:tcPr>
+            <w:tcW w:type="dxa" w:w="1247"/>
+          </w:tcPr>
+          <w:p>
+            <w:r>
+              <w:rPr>
+                <w:b/>
+                <w:i w:val="0"/>
+                <w:sz w:val="16"/>
+              </w:rPr>
               <w:t>S02</w:t>
               <w:br/>
             </w:r>
@@ -1264,7 +2884,7 @@
                 <w:color w:val="16A34A"/>
                 <w:sz w:val="16"/>
               </w:rPr>
-              <w:t>s00q10, s01q35, s01q36, s01q37, s02q04, s02q15, s01q00b, s02q17_code</w:t>
+              <w:t>—</w:t>
             </w:r>
           </w:p>
         </w:tc>
@@ -1295,7 +2915,7 @@
                 <w:i w:val="0"/>
                 <w:sz w:val="17"/>
               </w:rPr>
-              <w:t>Avertissement!!! L'âge (24 ans) de Marietou Touré avec son niveau d'étude (2ème année Secondaire 2 Général) semble incoherent, veuillez confirmer cette information avec le QG ou corriger l'incohérence.</w:t>
+              <w:t>Attention ! Le frais de cotisation (10000 Fcfa) de Acia Dramé en 1ére année de Primaire est relativement élevé par rapport aux autres frais de cotisation observés dans cette zone.</w:t>
             </w:r>
           </w:p>
         </w:tc>
@@ -1310,10 +2930,10 @@
               <w:rPr>
                 <w:b/>
                 <w:i w:val="0"/>
-                <w:color w:val="DC2626"/>
+                <w:color w:val="EA580C"/>
                 <w:sz w:val="16"/>
               </w:rPr>
-              <w:t>Haute</w:t>
+              <w:t>Moyenne</w:t>
             </w:r>
           </w:p>
         </w:tc>
@@ -1328,7 +2948,7 @@
                 <w:i w:val="0"/>
                 <w:sz w:val="16"/>
               </w:rPr>
-              <w:t>S03</w:t>
+              <w:t>S02</w:t>
               <w:br/>
             </w:r>
             <w:r>
@@ -1338,7 +2958,7 @@
                 <w:color w:val="64748B"/>
                 <w:sz w:val="14"/>
               </w:rPr>
-              <w:t>Santé</w:t>
+              <w:t>Éducation</w:t>
             </w:r>
           </w:p>
         </w:tc>
@@ -1385,7 +3005,7 @@
                 <w:i w:val="0"/>
                 <w:sz w:val="17"/>
               </w:rPr>
-              <w:t>Incohérent !!! Bassirou Touré s'est consulté la première fois pour cette maladie (Problème dentaire) chez un dentiste et vous dites que  Bassirou Touré n'est pas concerné par le montant des frais de consultation d'un dentiste (3.16=9999).</w:t>
+              <w:t>Prière de corriger ou de confirmer avec le QG.</w:t>
             </w:r>
           </w:p>
         </w:tc>
@@ -1400,10 +3020,10 @@
               <w:rPr>
                 <w:b/>
                 <w:i w:val="0"/>
-                <w:color w:val="DC2626"/>
+                <w:color w:val="EA580C"/>
                 <w:sz w:val="16"/>
               </w:rPr>
-              <w:t>Haute</w:t>
+              <w:t>Moyenne</w:t>
             </w:r>
           </w:p>
         </w:tc>
@@ -1418,7 +3038,7 @@
                 <w:i w:val="0"/>
                 <w:sz w:val="16"/>
               </w:rPr>
-              <w:t>S03</w:t>
+              <w:t>S02</w:t>
               <w:br/>
             </w:r>
             <w:r>
@@ -1428,7 +3048,7 @@
                 <w:color w:val="64748B"/>
                 <w:sz w:val="14"/>
               </w:rPr>
-              <w:t>Santé</w:t>
+              <w:t>Éducation</w:t>
             </w:r>
           </w:p>
         </w:tc>
@@ -1475,2347 +3095,7 @@
                 <w:i w:val="0"/>
                 <w:sz w:val="17"/>
               </w:rPr>
-              <w:t>Prière de verifier cette incohérence auprès de l'enquêté ou confirmer.</w:t>
-            </w:r>
-          </w:p>
-        </w:tc>
-      </w:tr>
-      <w:tr>
-        <w:tc>
-          <w:tcPr>
-            <w:tcW w:type="dxa" w:w="964"/>
-          </w:tcPr>
-          <w:p>
-            <w:r>
-              <w:rPr>
-                <w:b/>
-                <w:i w:val="0"/>
-                <w:color w:val="DC2626"/>
-                <w:sz w:val="16"/>
-              </w:rPr>
-              <w:t>Haute</w:t>
-            </w:r>
-          </w:p>
-        </w:tc>
-        <w:tc>
-          <w:tcPr>
-            <w:tcW w:type="dxa" w:w="1247"/>
-          </w:tcPr>
-          <w:p>
-            <w:r>
-              <w:rPr>
-                <w:b/>
-                <w:i w:val="0"/>
-                <w:sz w:val="16"/>
-              </w:rPr>
-              <w:t>S04</w:t>
-              <w:br/>
-            </w:r>
-            <w:r>
-              <w:rPr>
-                <w:b w:val="0"/>
-                <w:i w:val="0"/>
-                <w:color w:val="64748B"/>
-                <w:sz w:val="14"/>
-              </w:rPr>
-              <w:t>Emploi</w:t>
-            </w:r>
-          </w:p>
-        </w:tc>
-        <w:tc>
-          <w:tcPr>
-            <w:tcW w:type="dxa" w:w="1531"/>
-          </w:tcPr>
-          <w:p>
-            <w:r>
-              <w:rPr>
-                <w:b/>
-                <w:i w:val="0"/>
-                <w:color w:val="16A34A"/>
-                <w:sz w:val="16"/>
-              </w:rPr>
-              <w:t>s01q39, s01q43, s01q44, s02q15, s02q20, s02q21, s03q07, s03q08</w:t>
-            </w:r>
-          </w:p>
-        </w:tc>
-        <w:tc>
-          <w:tcPr>
-            <w:tcW w:type="dxa" w:w="1191"/>
-          </w:tcPr>
-          <w:p>
-            <w:r>
-              <w:rPr>
-                <w:b w:val="0"/>
-                <w:i w:val="0"/>
-                <w:color w:val="64748B"/>
-                <w:sz w:val="16"/>
-              </w:rPr>
-              <w:t>GT-CQ</w:t>
-            </w:r>
-          </w:p>
-        </w:tc>
-        <w:tc>
-          <w:tcPr>
-            <w:tcW w:type="dxa" w:w="4706"/>
-          </w:tcPr>
-          <w:p>
-            <w:r>
-              <w:rPr>
-                <w:b w:val="0"/>
-                <w:i w:val="0"/>
-                <w:sz w:val="17"/>
-              </w:rPr>
-              <w:t>Incoherent! Aminata Touré est (Ménagère) de la 4.21 et Aminata Touré est un homme, prière de corriger.</w:t>
-            </w:r>
-          </w:p>
-        </w:tc>
-      </w:tr>
-      <w:tr>
-        <w:tc>
-          <w:tcPr>
-            <w:tcW w:type="dxa" w:w="964"/>
-          </w:tcPr>
-          <w:p>
-            <w:r>
-              <w:rPr>
-                <w:b/>
-                <w:i w:val="0"/>
-                <w:color w:val="DC2626"/>
-                <w:sz w:val="16"/>
-              </w:rPr>
-              <w:t>Haute</w:t>
-            </w:r>
-          </w:p>
-        </w:tc>
-        <w:tc>
-          <w:tcPr>
-            <w:tcW w:type="dxa" w:w="1247"/>
-          </w:tcPr>
-          <w:p>
-            <w:r>
-              <w:rPr>
-                <w:b/>
-                <w:i w:val="0"/>
-                <w:sz w:val="16"/>
-              </w:rPr>
-              <w:t>S07</w:t>
-              <w:br/>
-            </w:r>
-            <w:r>
-              <w:rPr>
-                <w:b w:val="0"/>
-                <w:i w:val="0"/>
-                <w:color w:val="64748B"/>
-                <w:sz w:val="14"/>
-              </w:rPr>
-              <w:t>Consommation alimentaire</w:t>
-            </w:r>
-          </w:p>
-        </w:tc>
-        <w:tc>
-          <w:tcPr>
-            <w:tcW w:type="dxa" w:w="1531"/>
-          </w:tcPr>
-          <w:p>
-            <w:r>
-              <w:rPr>
-                <w:b/>
-                <w:i w:val="0"/>
-                <w:color w:val="16A34A"/>
-                <w:sz w:val="16"/>
-              </w:rPr>
-              <w:t>s00q27, s01q00a, s01q12, s01q13, s02q04, s03q11, s03q12, s01q01</w:t>
-            </w:r>
-          </w:p>
-        </w:tc>
-        <w:tc>
-          <w:tcPr>
-            <w:tcW w:type="dxa" w:w="1191"/>
-          </w:tcPr>
-          <w:p>
-            <w:r>
-              <w:rPr>
-                <w:b w:val="0"/>
-                <w:i w:val="0"/>
-                <w:color w:val="64748B"/>
-                <w:sz w:val="16"/>
-              </w:rPr>
-              <w:t>GT-CQ</w:t>
-            </w:r>
-          </w:p>
-        </w:tc>
-        <w:tc>
-          <w:tcPr>
-            <w:tcW w:type="dxa" w:w="4706"/>
-          </w:tcPr>
-          <w:p>
-            <w:r>
-              <w:rPr>
-                <w:b w:val="0"/>
-                <w:i w:val="0"/>
-                <w:sz w:val="17"/>
-              </w:rPr>
-              <w:t>Avertissement!!! Le ménage a consommé 48 Cuillère de Petit de Beurre  ce qui semble incoherent pour une consommation aucours des 7 derniers jours, prière de verifier et corriger.</w:t>
-            </w:r>
-          </w:p>
-        </w:tc>
-      </w:tr>
-      <w:tr>
-        <w:tc>
-          <w:tcPr>
-            <w:tcW w:type="dxa" w:w="964"/>
-          </w:tcPr>
-          <w:p>
-            <w:r>
-              <w:rPr>
-                <w:b/>
-                <w:i w:val="0"/>
-                <w:color w:val="DC2626"/>
-                <w:sz w:val="16"/>
-              </w:rPr>
-              <w:t>Haute</w:t>
-            </w:r>
-          </w:p>
-        </w:tc>
-        <w:tc>
-          <w:tcPr>
-            <w:tcW w:type="dxa" w:w="1247"/>
-          </w:tcPr>
-          <w:p>
-            <w:r>
-              <w:rPr>
-                <w:b/>
-                <w:i w:val="0"/>
-                <w:sz w:val="16"/>
-              </w:rPr>
-              <w:t>S07</w:t>
-              <w:br/>
-            </w:r>
-            <w:r>
-              <w:rPr>
-                <w:b w:val="0"/>
-                <w:i w:val="0"/>
-                <w:color w:val="64748B"/>
-                <w:sz w:val="14"/>
-              </w:rPr>
-              <w:t>Consommation alimentaire</w:t>
-            </w:r>
-          </w:p>
-        </w:tc>
-        <w:tc>
-          <w:tcPr>
-            <w:tcW w:type="dxa" w:w="1531"/>
-          </w:tcPr>
-          <w:p>
-            <w:r>
-              <w:rPr>
-                <w:b/>
-                <w:i w:val="0"/>
-                <w:color w:val="16A34A"/>
-                <w:sz w:val="16"/>
-              </w:rPr>
-              <w:t>s00q27, s01q00a, s01q12, s01q13, s02q04, s03q11, s03q12, s01q01</w:t>
-            </w:r>
-          </w:p>
-        </w:tc>
-        <w:tc>
-          <w:tcPr>
-            <w:tcW w:type="dxa" w:w="1191"/>
-          </w:tcPr>
-          <w:p>
-            <w:r>
-              <w:rPr>
-                <w:b w:val="0"/>
-                <w:i w:val="0"/>
-                <w:color w:val="64748B"/>
-                <w:sz w:val="16"/>
-              </w:rPr>
-              <w:t>GT-CQ</w:t>
-            </w:r>
-          </w:p>
-        </w:tc>
-        <w:tc>
-          <w:tcPr>
-            <w:tcW w:type="dxa" w:w="4706"/>
-          </w:tcPr>
-          <w:p>
-            <w:r>
-              <w:rPr>
-                <w:b w:val="0"/>
-                <w:i w:val="0"/>
-                <w:sz w:val="17"/>
-              </w:rPr>
-              <w:t>(quinqueliba, citronnelle, etc.)  ce qui semble incoherent pour une consommation aucours des 7 derniers jours, prière de verifier et corriger.</w:t>
-            </w:r>
-          </w:p>
-        </w:tc>
-      </w:tr>
-      <w:tr>
-        <w:tc>
-          <w:tcPr>
-            <w:tcW w:type="dxa" w:w="964"/>
-          </w:tcPr>
-          <w:p>
-            <w:r>
-              <w:rPr>
-                <w:b/>
-                <w:i w:val="0"/>
-                <w:color w:val="EA580C"/>
-                <w:sz w:val="16"/>
-              </w:rPr>
-              <w:t>Moyenne</w:t>
-            </w:r>
-          </w:p>
-        </w:tc>
-        <w:tc>
-          <w:tcPr>
-            <w:tcW w:type="dxa" w:w="1247"/>
-          </w:tcPr>
-          <w:p>
-            <w:r>
-              <w:rPr>
-                <w:b/>
-                <w:i w:val="0"/>
-                <w:sz w:val="16"/>
-              </w:rPr>
-              <w:t>S00</w:t>
-              <w:br/>
-            </w:r>
-            <w:r>
-              <w:rPr>
-                <w:b w:val="0"/>
-                <w:i w:val="0"/>
-                <w:color w:val="64748B"/>
-                <w:sz w:val="14"/>
-              </w:rPr>
-              <w:t>Identification</w:t>
-            </w:r>
-          </w:p>
-        </w:tc>
-        <w:tc>
-          <w:tcPr>
-            <w:tcW w:type="dxa" w:w="1531"/>
-          </w:tcPr>
-          <w:p>
-            <w:r>
-              <w:rPr>
-                <w:b/>
-                <w:i w:val="0"/>
-                <w:color w:val="16A34A"/>
-                <w:sz w:val="16"/>
-              </w:rPr>
-              <w:t>s00q27</w:t>
-            </w:r>
-          </w:p>
-        </w:tc>
-        <w:tc>
-          <w:tcPr>
-            <w:tcW w:type="dxa" w:w="1191"/>
-          </w:tcPr>
-          <w:p>
-            <w:r>
-              <w:rPr>
-                <w:b w:val="0"/>
-                <w:i w:val="0"/>
-                <w:color w:val="64748B"/>
-                <w:sz w:val="16"/>
-              </w:rPr>
-              <w:t>GT-CQ</w:t>
-            </w:r>
-          </w:p>
-        </w:tc>
-        <w:tc>
-          <w:tcPr>
-            <w:tcW w:type="dxa" w:w="4706"/>
-          </w:tcPr>
-          <w:p>
-            <w:r>
-              <w:rPr>
-                <w:b w:val="0"/>
-                <w:i w:val="0"/>
-                <w:sz w:val="17"/>
-              </w:rPr>
-              <w:t>Le questionnaire semble ne pas être complètement fini mais le questionnaire est en statut complet, prière de compléter le questionnaire.</w:t>
-            </w:r>
-          </w:p>
-        </w:tc>
-      </w:tr>
-      <w:tr>
-        <w:tc>
-          <w:tcPr>
-            <w:tcW w:type="dxa" w:w="964"/>
-          </w:tcPr>
-          <w:p>
-            <w:r>
-              <w:rPr>
-                <w:b/>
-                <w:i w:val="0"/>
-                <w:color w:val="EA580C"/>
-                <w:sz w:val="16"/>
-              </w:rPr>
-              <w:t>Moyenne</w:t>
-            </w:r>
-          </w:p>
-        </w:tc>
-        <w:tc>
-          <w:tcPr>
-            <w:tcW w:type="dxa" w:w="1247"/>
-          </w:tcPr>
-          <w:p>
-            <w:r>
-              <w:rPr>
-                <w:b/>
-                <w:i w:val="0"/>
-                <w:sz w:val="16"/>
-              </w:rPr>
-              <w:t>S00</w:t>
-              <w:br/>
-            </w:r>
-            <w:r>
-              <w:rPr>
-                <w:b w:val="0"/>
-                <w:i w:val="0"/>
-                <w:color w:val="64748B"/>
-                <w:sz w:val="14"/>
-              </w:rPr>
-              <w:t>Identification</w:t>
-            </w:r>
-          </w:p>
-        </w:tc>
-        <w:tc>
-          <w:tcPr>
-            <w:tcW w:type="dxa" w:w="1531"/>
-          </w:tcPr>
-          <w:p>
-            <w:r>
-              <w:rPr>
-                <w:b/>
-                <w:i w:val="0"/>
-                <w:color w:val="16A34A"/>
-                <w:sz w:val="16"/>
-              </w:rPr>
-              <w:t>—</w:t>
-            </w:r>
-          </w:p>
-        </w:tc>
-        <w:tc>
-          <w:tcPr>
-            <w:tcW w:type="dxa" w:w="1191"/>
-          </w:tcPr>
-          <w:p>
-            <w:r>
-              <w:rPr>
-                <w:b w:val="0"/>
-                <w:i w:val="0"/>
-                <w:color w:val="64748B"/>
-                <w:sz w:val="16"/>
-              </w:rPr>
-              <w:t>GT-CQ</w:t>
-            </w:r>
-          </w:p>
-        </w:tc>
-        <w:tc>
-          <w:tcPr>
-            <w:tcW w:type="dxa" w:w="4706"/>
-          </w:tcPr>
-          <w:p>
-            <w:r>
-              <w:rPr>
-                <w:b w:val="0"/>
-                <w:i w:val="0"/>
-                <w:sz w:val="17"/>
-              </w:rPr>
-              <w:t>L'adresse ou la localisation du ménage doit être bien renseignée, ne doit pas contenir des numéros de téléphone et elle semble courte pour être une adresse.</w:t>
-            </w:r>
-          </w:p>
-        </w:tc>
-      </w:tr>
-      <w:tr>
-        <w:tc>
-          <w:tcPr>
-            <w:tcW w:type="dxa" w:w="964"/>
-          </w:tcPr>
-          <w:p>
-            <w:r>
-              <w:rPr>
-                <w:b/>
-                <w:i w:val="0"/>
-                <w:color w:val="EA580C"/>
-                <w:sz w:val="16"/>
-              </w:rPr>
-              <w:t>Moyenne</w:t>
-            </w:r>
-          </w:p>
-        </w:tc>
-        <w:tc>
-          <w:tcPr>
-            <w:tcW w:type="dxa" w:w="1247"/>
-          </w:tcPr>
-          <w:p>
-            <w:r>
-              <w:rPr>
-                <w:b/>
-                <w:i w:val="0"/>
-                <w:sz w:val="16"/>
-              </w:rPr>
-              <w:t>S00</w:t>
-              <w:br/>
-            </w:r>
-            <w:r>
-              <w:rPr>
-                <w:b w:val="0"/>
-                <w:i w:val="0"/>
-                <w:color w:val="64748B"/>
-                <w:sz w:val="14"/>
-              </w:rPr>
-              <w:t>Identification</w:t>
-            </w:r>
-          </w:p>
-        </w:tc>
-        <w:tc>
-          <w:tcPr>
-            <w:tcW w:type="dxa" w:w="1531"/>
-          </w:tcPr>
-          <w:p>
-            <w:r>
-              <w:rPr>
-                <w:b/>
-                <w:i w:val="0"/>
-                <w:color w:val="16A34A"/>
-                <w:sz w:val="16"/>
-              </w:rPr>
-              <w:t>—</w:t>
-            </w:r>
-          </w:p>
-        </w:tc>
-        <w:tc>
-          <w:tcPr>
-            <w:tcW w:type="dxa" w:w="1191"/>
-          </w:tcPr>
-          <w:p>
-            <w:r>
-              <w:rPr>
-                <w:b w:val="0"/>
-                <w:i w:val="0"/>
-                <w:color w:val="64748B"/>
-                <w:sz w:val="16"/>
-              </w:rPr>
-              <w:t>GT-CQ</w:t>
-            </w:r>
-          </w:p>
-        </w:tc>
-        <w:tc>
-          <w:tcPr>
-            <w:tcW w:type="dxa" w:w="4706"/>
-          </w:tcPr>
-          <w:p>
-            <w:r>
-              <w:rPr>
-                <w:b w:val="0"/>
-                <w:i w:val="0"/>
-                <w:sz w:val="17"/>
-              </w:rPr>
-              <w:t>Prière de renseigner la bonne adresse.</w:t>
-            </w:r>
-          </w:p>
-        </w:tc>
-      </w:tr>
-      <w:tr>
-        <w:tc>
-          <w:tcPr>
-            <w:tcW w:type="dxa" w:w="964"/>
-          </w:tcPr>
-          <w:p>
-            <w:r>
-              <w:rPr>
-                <w:b/>
-                <w:i w:val="0"/>
-                <w:color w:val="EA580C"/>
-                <w:sz w:val="16"/>
-              </w:rPr>
-              <w:t>Moyenne</w:t>
-            </w:r>
-          </w:p>
-        </w:tc>
-        <w:tc>
-          <w:tcPr>
-            <w:tcW w:type="dxa" w:w="1247"/>
-          </w:tcPr>
-          <w:p>
-            <w:r>
-              <w:rPr>
-                <w:b/>
-                <w:i w:val="0"/>
-                <w:sz w:val="16"/>
-              </w:rPr>
-              <w:t>S01</w:t>
-              <w:br/>
-            </w:r>
-            <w:r>
-              <w:rPr>
-                <w:b w:val="0"/>
-                <w:i w:val="0"/>
-                <w:color w:val="64748B"/>
-                <w:sz w:val="14"/>
-              </w:rPr>
-              <w:t>Démographie</w:t>
-            </w:r>
-          </w:p>
-        </w:tc>
-        <w:tc>
-          <w:tcPr>
-            <w:tcW w:type="dxa" w:w="1531"/>
-          </w:tcPr>
-          <w:p>
-            <w:r>
-              <w:rPr>
-                <w:b/>
-                <w:i w:val="0"/>
-                <w:color w:val="16A34A"/>
-                <w:sz w:val="16"/>
-              </w:rPr>
-              <w:t>—</w:t>
-            </w:r>
-          </w:p>
-        </w:tc>
-        <w:tc>
-          <w:tcPr>
-            <w:tcW w:type="dxa" w:w="1191"/>
-          </w:tcPr>
-          <w:p>
-            <w:r>
-              <w:rPr>
-                <w:b w:val="0"/>
-                <w:i w:val="0"/>
-                <w:color w:val="64748B"/>
-                <w:sz w:val="16"/>
-              </w:rPr>
-              <w:t>GT-CQ</w:t>
-            </w:r>
-          </w:p>
-        </w:tc>
-        <w:tc>
-          <w:tcPr>
-            <w:tcW w:type="dxa" w:w="4706"/>
-          </w:tcPr>
-          <w:p>
-            <w:r>
-              <w:rPr>
-                <w:b w:val="0"/>
-                <w:i w:val="0"/>
-                <w:sz w:val="17"/>
-              </w:rPr>
-              <w:t>Prière de verifier l'information donnée par Aminata Touré ou corriger au niveau de la section 1.</w:t>
-            </w:r>
-          </w:p>
-        </w:tc>
-      </w:tr>
-      <w:tr>
-        <w:tc>
-          <w:tcPr>
-            <w:tcW w:type="dxa" w:w="964"/>
-          </w:tcPr>
-          <w:p>
-            <w:r>
-              <w:rPr>
-                <w:b/>
-                <w:i w:val="0"/>
-                <w:color w:val="EA580C"/>
-                <w:sz w:val="16"/>
-              </w:rPr>
-              <w:t>Moyenne</w:t>
-            </w:r>
-          </w:p>
-        </w:tc>
-        <w:tc>
-          <w:tcPr>
-            <w:tcW w:type="dxa" w:w="1247"/>
-          </w:tcPr>
-          <w:p>
-            <w:r>
-              <w:rPr>
-                <w:b/>
-                <w:i w:val="0"/>
-                <w:sz w:val="16"/>
-              </w:rPr>
-              <w:t>S01</w:t>
-              <w:br/>
-            </w:r>
-            <w:r>
-              <w:rPr>
-                <w:b w:val="0"/>
-                <w:i w:val="0"/>
-                <w:color w:val="64748B"/>
-                <w:sz w:val="14"/>
-              </w:rPr>
-              <w:t>Démographie</w:t>
-            </w:r>
-          </w:p>
-        </w:tc>
-        <w:tc>
-          <w:tcPr>
-            <w:tcW w:type="dxa" w:w="1531"/>
-          </w:tcPr>
-          <w:p>
-            <w:r>
-              <w:rPr>
-                <w:b/>
-                <w:i w:val="0"/>
-                <w:color w:val="16A34A"/>
-                <w:sz w:val="16"/>
-              </w:rPr>
-              <w:t>—</w:t>
-            </w:r>
-          </w:p>
-        </w:tc>
-        <w:tc>
-          <w:tcPr>
-            <w:tcW w:type="dxa" w:w="1191"/>
-          </w:tcPr>
-          <w:p>
-            <w:r>
-              <w:rPr>
-                <w:b w:val="0"/>
-                <w:i w:val="0"/>
-                <w:color w:val="64748B"/>
-                <w:sz w:val="16"/>
-              </w:rPr>
-              <w:t>GT-CQ</w:t>
-            </w:r>
-          </w:p>
-        </w:tc>
-        <w:tc>
-          <w:tcPr>
-            <w:tcW w:type="dxa" w:w="4706"/>
-          </w:tcPr>
-          <w:p>
-            <w:r>
-              <w:rPr>
-                <w:b w:val="0"/>
-                <w:i w:val="0"/>
-                <w:sz w:val="17"/>
-              </w:rPr>
-              <w:t>Prière de verifier l'information donnée par Adama Touré ou corriger au niveau de la section 1.</w:t>
-            </w:r>
-          </w:p>
-        </w:tc>
-      </w:tr>
-      <w:tr>
-        <w:tc>
-          <w:tcPr>
-            <w:tcW w:type="dxa" w:w="964"/>
-          </w:tcPr>
-          <w:p>
-            <w:r>
-              <w:rPr>
-                <w:b/>
-                <w:i w:val="0"/>
-                <w:color w:val="EA580C"/>
-                <w:sz w:val="16"/>
-              </w:rPr>
-              <w:t>Moyenne</w:t>
-            </w:r>
-          </w:p>
-        </w:tc>
-        <w:tc>
-          <w:tcPr>
-            <w:tcW w:type="dxa" w:w="1247"/>
-          </w:tcPr>
-          <w:p>
-            <w:r>
-              <w:rPr>
-                <w:b/>
-                <w:i w:val="0"/>
-                <w:sz w:val="16"/>
-              </w:rPr>
-              <w:t>S01</w:t>
-              <w:br/>
-            </w:r>
-            <w:r>
-              <w:rPr>
-                <w:b w:val="0"/>
-                <w:i w:val="0"/>
-                <w:color w:val="64748B"/>
-                <w:sz w:val="14"/>
-              </w:rPr>
-              <w:t>Démographie</w:t>
-            </w:r>
-          </w:p>
-        </w:tc>
-        <w:tc>
-          <w:tcPr>
-            <w:tcW w:type="dxa" w:w="1531"/>
-          </w:tcPr>
-          <w:p>
-            <w:r>
-              <w:rPr>
-                <w:b/>
-                <w:i w:val="0"/>
-                <w:color w:val="16A34A"/>
-                <w:sz w:val="16"/>
-              </w:rPr>
-              <w:t>—</w:t>
-            </w:r>
-          </w:p>
-        </w:tc>
-        <w:tc>
-          <w:tcPr>
-            <w:tcW w:type="dxa" w:w="1191"/>
-          </w:tcPr>
-          <w:p>
-            <w:r>
-              <w:rPr>
-                <w:b w:val="0"/>
-                <w:i w:val="0"/>
-                <w:color w:val="64748B"/>
-                <w:sz w:val="16"/>
-              </w:rPr>
-              <w:t>GT-CQ</w:t>
-            </w:r>
-          </w:p>
-        </w:tc>
-        <w:tc>
-          <w:tcPr>
-            <w:tcW w:type="dxa" w:w="4706"/>
-          </w:tcPr>
-          <w:p>
-            <w:r>
-              <w:rPr>
-                <w:b w:val="0"/>
-                <w:i w:val="0"/>
-                <w:sz w:val="17"/>
-              </w:rPr>
-              <w:t>Prière de verifier l'information donnée par Fatoumata Touré ou corriger au niveau de la section 1.</w:t>
-            </w:r>
-          </w:p>
-        </w:tc>
-      </w:tr>
-      <w:tr>
-        <w:tc>
-          <w:tcPr>
-            <w:tcW w:type="dxa" w:w="964"/>
-          </w:tcPr>
-          <w:p>
-            <w:r>
-              <w:rPr>
-                <w:b/>
-                <w:i w:val="0"/>
-                <w:color w:val="EA580C"/>
-                <w:sz w:val="16"/>
-              </w:rPr>
-              <w:t>Moyenne</w:t>
-            </w:r>
-          </w:p>
-        </w:tc>
-        <w:tc>
-          <w:tcPr>
-            <w:tcW w:type="dxa" w:w="1247"/>
-          </w:tcPr>
-          <w:p>
-            <w:r>
-              <w:rPr>
-                <w:b/>
-                <w:i w:val="0"/>
-                <w:sz w:val="16"/>
-              </w:rPr>
-              <w:t>S01</w:t>
-              <w:br/>
-            </w:r>
-            <w:r>
-              <w:rPr>
-                <w:b w:val="0"/>
-                <w:i w:val="0"/>
-                <w:color w:val="64748B"/>
-                <w:sz w:val="14"/>
-              </w:rPr>
-              <w:t>Démographie</w:t>
-            </w:r>
-          </w:p>
-        </w:tc>
-        <w:tc>
-          <w:tcPr>
-            <w:tcW w:type="dxa" w:w="1531"/>
-          </w:tcPr>
-          <w:p>
-            <w:r>
-              <w:rPr>
-                <w:b/>
-                <w:i w:val="0"/>
-                <w:color w:val="16A34A"/>
-                <w:sz w:val="16"/>
-              </w:rPr>
-              <w:t>—</w:t>
-            </w:r>
-          </w:p>
-        </w:tc>
-        <w:tc>
-          <w:tcPr>
-            <w:tcW w:type="dxa" w:w="1191"/>
-          </w:tcPr>
-          <w:p>
-            <w:r>
-              <w:rPr>
-                <w:b w:val="0"/>
-                <w:i w:val="0"/>
-                <w:color w:val="64748B"/>
-                <w:sz w:val="16"/>
-              </w:rPr>
-              <w:t>GT-CQ</w:t>
-            </w:r>
-          </w:p>
-        </w:tc>
-        <w:tc>
-          <w:tcPr>
-            <w:tcW w:type="dxa" w:w="4706"/>
-          </w:tcPr>
-          <w:p>
-            <w:r>
-              <w:rPr>
-                <w:b w:val="0"/>
-                <w:i w:val="0"/>
-                <w:sz w:val="17"/>
-              </w:rPr>
-              <w:t>Prière de verifier l'information donnée par Oumar Touré ou corriger au niveau de la section 1.</w:t>
-            </w:r>
-          </w:p>
-        </w:tc>
-      </w:tr>
-      <w:tr>
-        <w:tc>
-          <w:tcPr>
-            <w:tcW w:type="dxa" w:w="964"/>
-          </w:tcPr>
-          <w:p>
-            <w:r>
-              <w:rPr>
-                <w:b/>
-                <w:i w:val="0"/>
-                <w:color w:val="EA580C"/>
-                <w:sz w:val="16"/>
-              </w:rPr>
-              <w:t>Moyenne</w:t>
-            </w:r>
-          </w:p>
-        </w:tc>
-        <w:tc>
-          <w:tcPr>
-            <w:tcW w:type="dxa" w:w="1247"/>
-          </w:tcPr>
-          <w:p>
-            <w:r>
-              <w:rPr>
-                <w:b/>
-                <w:i w:val="0"/>
-                <w:sz w:val="16"/>
-              </w:rPr>
-              <w:t>S01</w:t>
-              <w:br/>
-            </w:r>
-            <w:r>
-              <w:rPr>
-                <w:b w:val="0"/>
-                <w:i w:val="0"/>
-                <w:color w:val="64748B"/>
-                <w:sz w:val="14"/>
-              </w:rPr>
-              <w:t>Démographie</w:t>
-            </w:r>
-          </w:p>
-        </w:tc>
-        <w:tc>
-          <w:tcPr>
-            <w:tcW w:type="dxa" w:w="1531"/>
-          </w:tcPr>
-          <w:p>
-            <w:r>
-              <w:rPr>
-                <w:b/>
-                <w:i w:val="0"/>
-                <w:color w:val="16A34A"/>
-                <w:sz w:val="16"/>
-              </w:rPr>
-              <w:t>s01q41, s01q00b</w:t>
-            </w:r>
-          </w:p>
-        </w:tc>
-        <w:tc>
-          <w:tcPr>
-            <w:tcW w:type="dxa" w:w="1191"/>
-          </w:tcPr>
-          <w:p>
-            <w:r>
-              <w:rPr>
-                <w:b w:val="0"/>
-                <w:i w:val="0"/>
-                <w:color w:val="64748B"/>
-                <w:sz w:val="16"/>
-              </w:rPr>
-              <w:t>GT-CQ</w:t>
-            </w:r>
-          </w:p>
-        </w:tc>
-        <w:tc>
-          <w:tcPr>
-            <w:tcW w:type="dxa" w:w="4706"/>
-          </w:tcPr>
-          <w:p>
-            <w:r>
-              <w:rPr>
-                <w:b w:val="0"/>
-                <w:i w:val="0"/>
-                <w:sz w:val="17"/>
-              </w:rPr>
-              <w:t>Le montant dépensé ou reçu en cadeau pour les cartes prépayées, les transferts de crédit et les abonnements de  Awa Touré semble élevé ou faible , prière de corriger ou de confirmer l'information avec le QG.</w:t>
-            </w:r>
-          </w:p>
-        </w:tc>
-      </w:tr>
-      <w:tr>
-        <w:tc>
-          <w:tcPr>
-            <w:tcW w:type="dxa" w:w="964"/>
-          </w:tcPr>
-          <w:p>
-            <w:r>
-              <w:rPr>
-                <w:b/>
-                <w:i w:val="0"/>
-                <w:color w:val="EA580C"/>
-                <w:sz w:val="16"/>
-              </w:rPr>
-              <w:t>Moyenne</w:t>
-            </w:r>
-          </w:p>
-        </w:tc>
-        <w:tc>
-          <w:tcPr>
-            <w:tcW w:type="dxa" w:w="1247"/>
-          </w:tcPr>
-          <w:p>
-            <w:r>
-              <w:rPr>
-                <w:b/>
-                <w:i w:val="0"/>
-                <w:sz w:val="16"/>
-              </w:rPr>
-              <w:t>S01</w:t>
-              <w:br/>
-            </w:r>
-            <w:r>
-              <w:rPr>
-                <w:b w:val="0"/>
-                <w:i w:val="0"/>
-                <w:color w:val="64748B"/>
-                <w:sz w:val="14"/>
-              </w:rPr>
-              <w:t>Démographie</w:t>
-            </w:r>
-          </w:p>
-        </w:tc>
-        <w:tc>
-          <w:tcPr>
-            <w:tcW w:type="dxa" w:w="1531"/>
-          </w:tcPr>
-          <w:p>
-            <w:r>
-              <w:rPr>
-                <w:b/>
-                <w:i w:val="0"/>
-                <w:color w:val="16A34A"/>
-                <w:sz w:val="16"/>
-              </w:rPr>
-              <w:t>—</w:t>
-            </w:r>
-          </w:p>
-        </w:tc>
-        <w:tc>
-          <w:tcPr>
-            <w:tcW w:type="dxa" w:w="1191"/>
-          </w:tcPr>
-          <w:p>
-            <w:r>
-              <w:rPr>
-                <w:b w:val="0"/>
-                <w:i w:val="0"/>
-                <w:color w:val="64748B"/>
-                <w:sz w:val="16"/>
-              </w:rPr>
-              <w:t>GT-CQ</w:t>
-            </w:r>
-          </w:p>
-        </w:tc>
-        <w:tc>
-          <w:tcPr>
-            <w:tcW w:type="dxa" w:w="4706"/>
-          </w:tcPr>
-          <w:p>
-            <w:r>
-              <w:rPr>
-                <w:b w:val="0"/>
-                <w:i w:val="0"/>
-                <w:sz w:val="17"/>
-              </w:rPr>
-              <w:t>Attention ! Le montant (11000 Fcfa) dépensé ou reçu en cadeau pour les cartes prépayées, les transferts de crédit et les abonnements de  Awa Touré est relativement élevé par rapport aux autres montants depansés observés dans cette zone.</w:t>
-            </w:r>
-          </w:p>
-        </w:tc>
-      </w:tr>
-      <w:tr>
-        <w:tc>
-          <w:tcPr>
-            <w:tcW w:type="dxa" w:w="964"/>
-          </w:tcPr>
-          <w:p>
-            <w:r>
-              <w:rPr>
-                <w:b/>
-                <w:i w:val="0"/>
-                <w:color w:val="EA580C"/>
-                <w:sz w:val="16"/>
-              </w:rPr>
-              <w:t>Moyenne</w:t>
-            </w:r>
-          </w:p>
-        </w:tc>
-        <w:tc>
-          <w:tcPr>
-            <w:tcW w:type="dxa" w:w="1247"/>
-          </w:tcPr>
-          <w:p>
-            <w:r>
-              <w:rPr>
-                <w:b/>
-                <w:i w:val="0"/>
-                <w:sz w:val="16"/>
-              </w:rPr>
-              <w:t>S01</w:t>
-              <w:br/>
-            </w:r>
-            <w:r>
-              <w:rPr>
-                <w:b w:val="0"/>
-                <w:i w:val="0"/>
-                <w:color w:val="64748B"/>
-                <w:sz w:val="14"/>
-              </w:rPr>
-              <w:t>Démographie</w:t>
-            </w:r>
-          </w:p>
-        </w:tc>
-        <w:tc>
-          <w:tcPr>
-            <w:tcW w:type="dxa" w:w="1531"/>
-          </w:tcPr>
-          <w:p>
-            <w:r>
-              <w:rPr>
-                <w:b/>
-                <w:i w:val="0"/>
-                <w:color w:val="16A34A"/>
-                <w:sz w:val="16"/>
-              </w:rPr>
-              <w:t>—</w:t>
-            </w:r>
-          </w:p>
-        </w:tc>
-        <w:tc>
-          <w:tcPr>
-            <w:tcW w:type="dxa" w:w="1191"/>
-          </w:tcPr>
-          <w:p>
-            <w:r>
-              <w:rPr>
-                <w:b w:val="0"/>
-                <w:i w:val="0"/>
-                <w:color w:val="64748B"/>
-                <w:sz w:val="16"/>
-              </w:rPr>
-              <w:t>GT-CQ</w:t>
-            </w:r>
-          </w:p>
-        </w:tc>
-        <w:tc>
-          <w:tcPr>
-            <w:tcW w:type="dxa" w:w="4706"/>
-          </w:tcPr>
-          <w:p>
-            <w:r>
-              <w:rPr>
-                <w:b w:val="0"/>
-                <w:i w:val="0"/>
-                <w:sz w:val="17"/>
-              </w:rPr>
-              <w:t>Prière de corriger ou de confirmer avec le QG.</w:t>
-            </w:r>
-          </w:p>
-        </w:tc>
-      </w:tr>
-      <w:tr>
-        <w:tc>
-          <w:tcPr>
-            <w:tcW w:type="dxa" w:w="964"/>
-          </w:tcPr>
-          <w:p>
-            <w:r>
-              <w:rPr>
-                <w:b/>
-                <w:i w:val="0"/>
-                <w:color w:val="EA580C"/>
-                <w:sz w:val="16"/>
-              </w:rPr>
-              <w:t>Moyenne</w:t>
-            </w:r>
-          </w:p>
-        </w:tc>
-        <w:tc>
-          <w:tcPr>
-            <w:tcW w:type="dxa" w:w="1247"/>
-          </w:tcPr>
-          <w:p>
-            <w:r>
-              <w:rPr>
-                <w:b/>
-                <w:i w:val="0"/>
-                <w:sz w:val="16"/>
-              </w:rPr>
-              <w:t>S01</w:t>
-              <w:br/>
-            </w:r>
-            <w:r>
-              <w:rPr>
-                <w:b w:val="0"/>
-                <w:i w:val="0"/>
-                <w:color w:val="64748B"/>
-                <w:sz w:val="14"/>
-              </w:rPr>
-              <w:t>Démographie</w:t>
-            </w:r>
-          </w:p>
-        </w:tc>
-        <w:tc>
-          <w:tcPr>
-            <w:tcW w:type="dxa" w:w="1531"/>
-          </w:tcPr>
-          <w:p>
-            <w:r>
-              <w:rPr>
-                <w:b/>
-                <w:i w:val="0"/>
-                <w:color w:val="16A34A"/>
-                <w:sz w:val="16"/>
-              </w:rPr>
-              <w:t>s01q41a, s01q00b</w:t>
-            </w:r>
-          </w:p>
-        </w:tc>
-        <w:tc>
-          <w:tcPr>
-            <w:tcW w:type="dxa" w:w="1191"/>
-          </w:tcPr>
-          <w:p>
-            <w:r>
-              <w:rPr>
-                <w:b w:val="0"/>
-                <w:i w:val="0"/>
-                <w:color w:val="64748B"/>
-                <w:sz w:val="16"/>
-              </w:rPr>
-              <w:t>GT-CQ</w:t>
-            </w:r>
-          </w:p>
-        </w:tc>
-        <w:tc>
-          <w:tcPr>
-            <w:tcW w:type="dxa" w:w="4706"/>
-          </w:tcPr>
-          <w:p>
-            <w:r>
-              <w:rPr>
-                <w:b w:val="0"/>
-                <w:i w:val="0"/>
-                <w:sz w:val="17"/>
-              </w:rPr>
-              <w:t>Attention ! Le montant (6000 Fcfa) dépensé ou reçu en cadeau pour les recharges internet ou de forfaits de données mobiles(hors appels vocaux), aucours des 30 derniers jours de  Awa Touré est relativement élevé par rapport aux autres montants depansés observés dans cette zone.</w:t>
-            </w:r>
-          </w:p>
-        </w:tc>
-      </w:tr>
-      <w:tr>
-        <w:tc>
-          <w:tcPr>
-            <w:tcW w:type="dxa" w:w="964"/>
-          </w:tcPr>
-          <w:p>
-            <w:r>
-              <w:rPr>
-                <w:b/>
-                <w:i w:val="0"/>
-                <w:color w:val="EA580C"/>
-                <w:sz w:val="16"/>
-              </w:rPr>
-              <w:t>Moyenne</w:t>
-            </w:r>
-          </w:p>
-        </w:tc>
-        <w:tc>
-          <w:tcPr>
-            <w:tcW w:type="dxa" w:w="1247"/>
-          </w:tcPr>
-          <w:p>
-            <w:r>
-              <w:rPr>
-                <w:b/>
-                <w:i w:val="0"/>
-                <w:sz w:val="16"/>
-              </w:rPr>
-              <w:t>S01</w:t>
-              <w:br/>
-            </w:r>
-            <w:r>
-              <w:rPr>
-                <w:b w:val="0"/>
-                <w:i w:val="0"/>
-                <w:color w:val="64748B"/>
-                <w:sz w:val="14"/>
-              </w:rPr>
-              <w:t>Démographie</w:t>
-            </w:r>
-          </w:p>
-        </w:tc>
-        <w:tc>
-          <w:tcPr>
-            <w:tcW w:type="dxa" w:w="1531"/>
-          </w:tcPr>
-          <w:p>
-            <w:r>
-              <w:rPr>
-                <w:b/>
-                <w:i w:val="0"/>
-                <w:color w:val="16A34A"/>
-                <w:sz w:val="16"/>
-              </w:rPr>
-              <w:t>—</w:t>
-            </w:r>
-          </w:p>
-        </w:tc>
-        <w:tc>
-          <w:tcPr>
-            <w:tcW w:type="dxa" w:w="1191"/>
-          </w:tcPr>
-          <w:p>
-            <w:r>
-              <w:rPr>
-                <w:b w:val="0"/>
-                <w:i w:val="0"/>
-                <w:color w:val="64748B"/>
-                <w:sz w:val="16"/>
-              </w:rPr>
-              <w:t>GT-CQ</w:t>
-            </w:r>
-          </w:p>
-        </w:tc>
-        <w:tc>
-          <w:tcPr>
-            <w:tcW w:type="dxa" w:w="4706"/>
-          </w:tcPr>
-          <w:p>
-            <w:r>
-              <w:rPr>
-                <w:b w:val="0"/>
-                <w:i w:val="0"/>
-                <w:sz w:val="17"/>
-              </w:rPr>
-              <w:t>Prière de verifier l'information donnée par Awa Touré ou corriger au niveau de la section 1.</w:t>
-            </w:r>
-          </w:p>
-        </w:tc>
-      </w:tr>
-      <w:tr>
-        <w:tc>
-          <w:tcPr>
-            <w:tcW w:type="dxa" w:w="964"/>
-          </w:tcPr>
-          <w:p>
-            <w:r>
-              <w:rPr>
-                <w:b/>
-                <w:i w:val="0"/>
-                <w:color w:val="EA580C"/>
-                <w:sz w:val="16"/>
-              </w:rPr>
-              <w:t>Moyenne</w:t>
-            </w:r>
-          </w:p>
-        </w:tc>
-        <w:tc>
-          <w:tcPr>
-            <w:tcW w:type="dxa" w:w="1247"/>
-          </w:tcPr>
-          <w:p>
-            <w:r>
-              <w:rPr>
-                <w:b/>
-                <w:i w:val="0"/>
-                <w:sz w:val="16"/>
-              </w:rPr>
-              <w:t>S01</w:t>
-              <w:br/>
-            </w:r>
-            <w:r>
-              <w:rPr>
-                <w:b w:val="0"/>
-                <w:i w:val="0"/>
-                <w:color w:val="64748B"/>
-                <w:sz w:val="14"/>
-              </w:rPr>
-              <w:t>Démographie</w:t>
-            </w:r>
-          </w:p>
-        </w:tc>
-        <w:tc>
-          <w:tcPr>
-            <w:tcW w:type="dxa" w:w="1531"/>
-          </w:tcPr>
-          <w:p>
-            <w:r>
-              <w:rPr>
-                <w:b/>
-                <w:i w:val="0"/>
-                <w:color w:val="16A34A"/>
-                <w:sz w:val="16"/>
-              </w:rPr>
-              <w:t>s01q10_1</w:t>
-            </w:r>
-          </w:p>
-        </w:tc>
-        <w:tc>
-          <w:tcPr>
-            <w:tcW w:type="dxa" w:w="1191"/>
-          </w:tcPr>
-          <w:p>
-            <w:r>
-              <w:rPr>
-                <w:b w:val="0"/>
-                <w:i w:val="0"/>
-                <w:color w:val="64748B"/>
-                <w:sz w:val="16"/>
-              </w:rPr>
-              <w:t>GT-CQ</w:t>
-            </w:r>
-          </w:p>
-        </w:tc>
-        <w:tc>
-          <w:tcPr>
-            <w:tcW w:type="dxa" w:w="4706"/>
-          </w:tcPr>
-          <w:p>
-            <w:r>
-              <w:rPr>
-                <w:b w:val="0"/>
-                <w:i w:val="0"/>
-                <w:sz w:val="17"/>
-              </w:rPr>
-              <w:t>La taille du ménage lors de l'enquête principale (17) de ce ménage est inférieur à la taille du denombrement (29), prière de fournir des explications concrètes ou aller revisiter le ménage.</w:t>
-            </w:r>
-          </w:p>
-        </w:tc>
-      </w:tr>
-      <w:tr>
-        <w:tc>
-          <w:tcPr>
-            <w:tcW w:type="dxa" w:w="964"/>
-          </w:tcPr>
-          <w:p>
-            <w:r>
-              <w:rPr>
-                <w:b/>
-                <w:i w:val="0"/>
-                <w:color w:val="EA580C"/>
-                <w:sz w:val="16"/>
-              </w:rPr>
-              <w:t>Moyenne</w:t>
-            </w:r>
-          </w:p>
-        </w:tc>
-        <w:tc>
-          <w:tcPr>
-            <w:tcW w:type="dxa" w:w="1247"/>
-          </w:tcPr>
-          <w:p>
-            <w:r>
-              <w:rPr>
-                <w:b/>
-                <w:i w:val="0"/>
-                <w:sz w:val="16"/>
-              </w:rPr>
-              <w:t>S02</w:t>
-              <w:br/>
-            </w:r>
-            <w:r>
-              <w:rPr>
-                <w:b w:val="0"/>
-                <w:i w:val="0"/>
-                <w:color w:val="64748B"/>
-                <w:sz w:val="14"/>
-              </w:rPr>
-              <w:t>Éducation</w:t>
-            </w:r>
-          </w:p>
-        </w:tc>
-        <w:tc>
-          <w:tcPr>
-            <w:tcW w:type="dxa" w:w="1531"/>
-          </w:tcPr>
-          <w:p>
-            <w:r>
-              <w:rPr>
-                <w:b/>
-                <w:i w:val="0"/>
-                <w:color w:val="16A34A"/>
-                <w:sz w:val="16"/>
-              </w:rPr>
-              <w:t>—</w:t>
-            </w:r>
-          </w:p>
-        </w:tc>
-        <w:tc>
-          <w:tcPr>
-            <w:tcW w:type="dxa" w:w="1191"/>
-          </w:tcPr>
-          <w:p>
-            <w:r>
-              <w:rPr>
-                <w:b w:val="0"/>
-                <w:i w:val="0"/>
-                <w:color w:val="64748B"/>
-                <w:sz w:val="16"/>
-              </w:rPr>
-              <w:t>GT-CQ</w:t>
-            </w:r>
-          </w:p>
-        </w:tc>
-        <w:tc>
-          <w:tcPr>
-            <w:tcW w:type="dxa" w:w="4706"/>
-          </w:tcPr>
-          <w:p>
-            <w:r>
-              <w:rPr>
-                <w:b w:val="0"/>
-                <w:i w:val="0"/>
-                <w:sz w:val="17"/>
-              </w:rPr>
-              <w:t>veuillez, s'il vous plait, confirmer les frais de scolarité ( 12000 FCFA) payée de Abibatou Touré avec le QG ou apporter les corrections nécessaires.</w:t>
-            </w:r>
-          </w:p>
-        </w:tc>
-      </w:tr>
-      <w:tr>
-        <w:tc>
-          <w:tcPr>
-            <w:tcW w:type="dxa" w:w="964"/>
-          </w:tcPr>
-          <w:p>
-            <w:r>
-              <w:rPr>
-                <w:b/>
-                <w:i w:val="0"/>
-                <w:color w:val="EA580C"/>
-                <w:sz w:val="16"/>
-              </w:rPr>
-              <w:t>Moyenne</w:t>
-            </w:r>
-          </w:p>
-        </w:tc>
-        <w:tc>
-          <w:tcPr>
-            <w:tcW w:type="dxa" w:w="1247"/>
-          </w:tcPr>
-          <w:p>
-            <w:r>
-              <w:rPr>
-                <w:b/>
-                <w:i w:val="0"/>
-                <w:sz w:val="16"/>
-              </w:rPr>
-              <w:t>S02</w:t>
-              <w:br/>
-            </w:r>
-            <w:r>
-              <w:rPr>
-                <w:b w:val="0"/>
-                <w:i w:val="0"/>
-                <w:color w:val="64748B"/>
-                <w:sz w:val="14"/>
-              </w:rPr>
-              <w:t>Éducation</w:t>
-            </w:r>
-          </w:p>
-        </w:tc>
-        <w:tc>
-          <w:tcPr>
-            <w:tcW w:type="dxa" w:w="1531"/>
-          </w:tcPr>
-          <w:p>
-            <w:r>
-              <w:rPr>
-                <w:b/>
-                <w:i w:val="0"/>
-                <w:color w:val="16A34A"/>
-                <w:sz w:val="16"/>
-              </w:rPr>
-              <w:t>—</w:t>
-            </w:r>
-          </w:p>
-        </w:tc>
-        <w:tc>
-          <w:tcPr>
-            <w:tcW w:type="dxa" w:w="1191"/>
-          </w:tcPr>
-          <w:p>
-            <w:r>
-              <w:rPr>
-                <w:b w:val="0"/>
-                <w:i w:val="0"/>
-                <w:color w:val="64748B"/>
-                <w:sz w:val="16"/>
-              </w:rPr>
-              <w:t>GT-CQ</w:t>
-            </w:r>
-          </w:p>
-        </w:tc>
-        <w:tc>
-          <w:tcPr>
-            <w:tcW w:type="dxa" w:w="4706"/>
-          </w:tcPr>
-          <w:p>
-            <w:r>
-              <w:rPr>
-                <w:b w:val="0"/>
-                <w:i w:val="0"/>
-                <w:sz w:val="17"/>
-              </w:rPr>
-              <w:t>veuillez, s'il vous plait, confirmer les frais de scolarité ( 12000 FCFA) payée de Mariama Touré avec le QG ou apporter les corrections nécessaires.</w:t>
-            </w:r>
-          </w:p>
-        </w:tc>
-      </w:tr>
-      <w:tr>
-        <w:tc>
-          <w:tcPr>
-            <w:tcW w:type="dxa" w:w="964"/>
-          </w:tcPr>
-          <w:p>
-            <w:r>
-              <w:rPr>
-                <w:b/>
-                <w:i w:val="0"/>
-                <w:color w:val="EA580C"/>
-                <w:sz w:val="16"/>
-              </w:rPr>
-              <w:t>Moyenne</w:t>
-            </w:r>
-          </w:p>
-        </w:tc>
-        <w:tc>
-          <w:tcPr>
-            <w:tcW w:type="dxa" w:w="1247"/>
-          </w:tcPr>
-          <w:p>
-            <w:r>
-              <w:rPr>
-                <w:b/>
-                <w:i w:val="0"/>
-                <w:sz w:val="16"/>
-              </w:rPr>
-              <w:t>S02</w:t>
-              <w:br/>
-            </w:r>
-            <w:r>
-              <w:rPr>
-                <w:b w:val="0"/>
-                <w:i w:val="0"/>
-                <w:color w:val="64748B"/>
-                <w:sz w:val="14"/>
-              </w:rPr>
-              <w:t>Éducation</w:t>
-            </w:r>
-          </w:p>
-        </w:tc>
-        <w:tc>
-          <w:tcPr>
-            <w:tcW w:type="dxa" w:w="1531"/>
-          </w:tcPr>
-          <w:p>
-            <w:r>
-              <w:rPr>
-                <w:b/>
-                <w:i w:val="0"/>
-                <w:color w:val="16A34A"/>
-                <w:sz w:val="16"/>
-              </w:rPr>
-              <w:t>—</w:t>
-            </w:r>
-          </w:p>
-        </w:tc>
-        <w:tc>
-          <w:tcPr>
-            <w:tcW w:type="dxa" w:w="1191"/>
-          </w:tcPr>
-          <w:p>
-            <w:r>
-              <w:rPr>
-                <w:b w:val="0"/>
-                <w:i w:val="0"/>
-                <w:color w:val="64748B"/>
-                <w:sz w:val="16"/>
-              </w:rPr>
-              <w:t>GT-CQ</w:t>
-            </w:r>
-          </w:p>
-        </w:tc>
-        <w:tc>
-          <w:tcPr>
-            <w:tcW w:type="dxa" w:w="4706"/>
-          </w:tcPr>
-          <w:p>
-            <w:r>
-              <w:rPr>
-                <w:b w:val="0"/>
-                <w:i w:val="0"/>
-                <w:sz w:val="17"/>
-              </w:rPr>
-              <w:t>veuillez, s'il vous plait, confirmer les frais de scolarité ( 1500 FCFA) payée de Acia Dramé avec le QG ou apporter les corrections nécessaires.</w:t>
-            </w:r>
-          </w:p>
-        </w:tc>
-      </w:tr>
-      <w:tr>
-        <w:tc>
-          <w:tcPr>
-            <w:tcW w:type="dxa" w:w="964"/>
-          </w:tcPr>
-          <w:p>
-            <w:r>
-              <w:rPr>
-                <w:b/>
-                <w:i w:val="0"/>
-                <w:color w:val="EA580C"/>
-                <w:sz w:val="16"/>
-              </w:rPr>
-              <w:t>Moyenne</w:t>
-            </w:r>
-          </w:p>
-        </w:tc>
-        <w:tc>
-          <w:tcPr>
-            <w:tcW w:type="dxa" w:w="1247"/>
-          </w:tcPr>
-          <w:p>
-            <w:r>
-              <w:rPr>
-                <w:b/>
-                <w:i w:val="0"/>
-                <w:sz w:val="16"/>
-              </w:rPr>
-              <w:t>S02</w:t>
-              <w:br/>
-            </w:r>
-            <w:r>
-              <w:rPr>
-                <w:b w:val="0"/>
-                <w:i w:val="0"/>
-                <w:color w:val="64748B"/>
-                <w:sz w:val="14"/>
-              </w:rPr>
-              <w:t>Éducation</w:t>
-            </w:r>
-          </w:p>
-        </w:tc>
-        <w:tc>
-          <w:tcPr>
-            <w:tcW w:type="dxa" w:w="1531"/>
-          </w:tcPr>
-          <w:p>
-            <w:r>
-              <w:rPr>
-                <w:b/>
-                <w:i w:val="0"/>
-                <w:color w:val="16A34A"/>
-                <w:sz w:val="16"/>
-              </w:rPr>
-              <w:t>—</w:t>
-            </w:r>
-          </w:p>
-        </w:tc>
-        <w:tc>
-          <w:tcPr>
-            <w:tcW w:type="dxa" w:w="1191"/>
-          </w:tcPr>
-          <w:p>
-            <w:r>
-              <w:rPr>
-                <w:b w:val="0"/>
-                <w:i w:val="0"/>
-                <w:color w:val="64748B"/>
-                <w:sz w:val="16"/>
-              </w:rPr>
-              <w:t>GT-CQ</w:t>
-            </w:r>
-          </w:p>
-        </w:tc>
-        <w:tc>
-          <w:tcPr>
-            <w:tcW w:type="dxa" w:w="4706"/>
-          </w:tcPr>
-          <w:p>
-            <w:r>
-              <w:rPr>
-                <w:b w:val="0"/>
-                <w:i w:val="0"/>
-                <w:sz w:val="17"/>
-              </w:rPr>
-              <w:t>Attention ! Le frais de cotisation (10000 Fcfa) de Acia Dramé en 1ére année de Primaire est relativement élevé par rapport aux autres frais de cotisation observés dans cette zone.</w:t>
-            </w:r>
-          </w:p>
-        </w:tc>
-      </w:tr>
-      <w:tr>
-        <w:tc>
-          <w:tcPr>
-            <w:tcW w:type="dxa" w:w="964"/>
-          </w:tcPr>
-          <w:p>
-            <w:r>
-              <w:rPr>
-                <w:b/>
-                <w:i w:val="0"/>
-                <w:color w:val="EA580C"/>
-                <w:sz w:val="16"/>
-              </w:rPr>
-              <w:t>Moyenne</w:t>
-            </w:r>
-          </w:p>
-        </w:tc>
-        <w:tc>
-          <w:tcPr>
-            <w:tcW w:type="dxa" w:w="1247"/>
-          </w:tcPr>
-          <w:p>
-            <w:r>
-              <w:rPr>
-                <w:b/>
-                <w:i w:val="0"/>
-                <w:sz w:val="16"/>
-              </w:rPr>
-              <w:t>S02</w:t>
-              <w:br/>
-            </w:r>
-            <w:r>
-              <w:rPr>
-                <w:b w:val="0"/>
-                <w:i w:val="0"/>
-                <w:color w:val="64748B"/>
-                <w:sz w:val="14"/>
-              </w:rPr>
-              <w:t>Éducation</w:t>
-            </w:r>
-          </w:p>
-        </w:tc>
-        <w:tc>
-          <w:tcPr>
-            <w:tcW w:type="dxa" w:w="1531"/>
-          </w:tcPr>
-          <w:p>
-            <w:r>
-              <w:rPr>
-                <w:b/>
-                <w:i w:val="0"/>
-                <w:color w:val="16A34A"/>
-                <w:sz w:val="16"/>
-              </w:rPr>
-              <w:t>—</w:t>
-            </w:r>
-          </w:p>
-        </w:tc>
-        <w:tc>
-          <w:tcPr>
-            <w:tcW w:type="dxa" w:w="1191"/>
-          </w:tcPr>
-          <w:p>
-            <w:r>
-              <w:rPr>
-                <w:b w:val="0"/>
-                <w:i w:val="0"/>
-                <w:color w:val="64748B"/>
-                <w:sz w:val="16"/>
-              </w:rPr>
-              <w:t>GT-CQ</w:t>
-            </w:r>
-          </w:p>
-        </w:tc>
-        <w:tc>
-          <w:tcPr>
-            <w:tcW w:type="dxa" w:w="4706"/>
-          </w:tcPr>
-          <w:p>
-            <w:r>
-              <w:rPr>
-                <w:b w:val="0"/>
-                <w:i w:val="0"/>
-                <w:sz w:val="17"/>
-              </w:rPr>
-              <w:t>Prière de corriger ou de confirmer avec le QG.</w:t>
-            </w:r>
-          </w:p>
-        </w:tc>
-      </w:tr>
-      <w:tr>
-        <w:tc>
-          <w:tcPr>
-            <w:tcW w:type="dxa" w:w="964"/>
-          </w:tcPr>
-          <w:p>
-            <w:r>
-              <w:rPr>
-                <w:b/>
-                <w:i w:val="0"/>
-                <w:color w:val="EA580C"/>
-                <w:sz w:val="16"/>
-              </w:rPr>
-              <w:t>Moyenne</w:t>
-            </w:r>
-          </w:p>
-        </w:tc>
-        <w:tc>
-          <w:tcPr>
-            <w:tcW w:type="dxa" w:w="1247"/>
-          </w:tcPr>
-          <w:p>
-            <w:r>
-              <w:rPr>
-                <w:b/>
-                <w:i w:val="0"/>
-                <w:sz w:val="16"/>
-              </w:rPr>
-              <w:t>S02</w:t>
-              <w:br/>
-            </w:r>
-            <w:r>
-              <w:rPr>
-                <w:b w:val="0"/>
-                <w:i w:val="0"/>
-                <w:color w:val="64748B"/>
-                <w:sz w:val="14"/>
-              </w:rPr>
-              <w:t>Éducation</w:t>
-            </w:r>
-          </w:p>
-        </w:tc>
-        <w:tc>
-          <w:tcPr>
-            <w:tcW w:type="dxa" w:w="1531"/>
-          </w:tcPr>
-          <w:p>
-            <w:r>
-              <w:rPr>
-                <w:b/>
-                <w:i w:val="0"/>
-                <w:color w:val="16A34A"/>
-                <w:sz w:val="16"/>
-              </w:rPr>
-              <w:t>—</w:t>
-            </w:r>
-          </w:p>
-        </w:tc>
-        <w:tc>
-          <w:tcPr>
-            <w:tcW w:type="dxa" w:w="1191"/>
-          </w:tcPr>
-          <w:p>
-            <w:r>
-              <w:rPr>
-                <w:b w:val="0"/>
-                <w:i w:val="0"/>
-                <w:color w:val="64748B"/>
-                <w:sz w:val="16"/>
-              </w:rPr>
-              <w:t>GT-CQ</w:t>
-            </w:r>
-          </w:p>
-        </w:tc>
-        <w:tc>
-          <w:tcPr>
-            <w:tcW w:type="dxa" w:w="4706"/>
-          </w:tcPr>
-          <w:p>
-            <w:r>
-              <w:rPr>
-                <w:b w:val="0"/>
-                <w:i w:val="0"/>
-                <w:sz w:val="17"/>
-              </w:rPr>
-              <w:t>veuillez, s'il vous plait, confirmer les frais de scolarité ( 1500 FCFA) payée de Sirandou Touré avec le QG ou apporter les corrections nécessaires.</w:t>
-            </w:r>
-          </w:p>
-        </w:tc>
-      </w:tr>
-      <w:tr>
-        <w:tc>
-          <w:tcPr>
-            <w:tcW w:type="dxa" w:w="964"/>
-          </w:tcPr>
-          <w:p>
-            <w:r>
-              <w:rPr>
-                <w:b/>
-                <w:i w:val="0"/>
-                <w:color w:val="EA580C"/>
-                <w:sz w:val="16"/>
-              </w:rPr>
-              <w:t>Moyenne</w:t>
-            </w:r>
-          </w:p>
-        </w:tc>
-        <w:tc>
-          <w:tcPr>
-            <w:tcW w:type="dxa" w:w="1247"/>
-          </w:tcPr>
-          <w:p>
-            <w:r>
-              <w:rPr>
-                <w:b/>
-                <w:i w:val="0"/>
-                <w:sz w:val="16"/>
-              </w:rPr>
-              <w:t>S02</w:t>
-              <w:br/>
-            </w:r>
-            <w:r>
-              <w:rPr>
-                <w:b w:val="0"/>
-                <w:i w:val="0"/>
-                <w:color w:val="64748B"/>
-                <w:sz w:val="14"/>
-              </w:rPr>
-              <w:t>Éducation</w:t>
-            </w:r>
-          </w:p>
-        </w:tc>
-        <w:tc>
-          <w:tcPr>
-            <w:tcW w:type="dxa" w:w="1531"/>
-          </w:tcPr>
-          <w:p>
-            <w:r>
-              <w:rPr>
-                <w:b/>
-                <w:i w:val="0"/>
-                <w:color w:val="16A34A"/>
-                <w:sz w:val="16"/>
-              </w:rPr>
-              <w:t>—</w:t>
-            </w:r>
-          </w:p>
-        </w:tc>
-        <w:tc>
-          <w:tcPr>
-            <w:tcW w:type="dxa" w:w="1191"/>
-          </w:tcPr>
-          <w:p>
-            <w:r>
-              <w:rPr>
-                <w:b w:val="0"/>
-                <w:i w:val="0"/>
-                <w:color w:val="64748B"/>
-                <w:sz w:val="16"/>
-              </w:rPr>
-              <w:t>GT-CQ</w:t>
-            </w:r>
-          </w:p>
-        </w:tc>
-        <w:tc>
-          <w:tcPr>
-            <w:tcW w:type="dxa" w:w="4706"/>
-          </w:tcPr>
-          <w:p>
-            <w:r>
-              <w:rPr>
-                <w:b w:val="0"/>
-                <w:i w:val="0"/>
-                <w:sz w:val="17"/>
-              </w:rPr>
               <w:t>Attention ! Le frais de cotisation (10000 Fcfa) de Sirandou Touré en 1ére année de Primaire est relativement élevé par rapport aux autres frais de cotisation observés dans cette zone.</w:t>
-            </w:r>
-          </w:p>
-        </w:tc>
-      </w:tr>
-      <w:tr>
-        <w:tc>
-          <w:tcPr>
-            <w:tcW w:type="dxa" w:w="964"/>
-          </w:tcPr>
-          <w:p>
-            <w:r>
-              <w:rPr>
-                <w:b/>
-                <w:i w:val="0"/>
-                <w:color w:val="EA580C"/>
-                <w:sz w:val="16"/>
-              </w:rPr>
-              <w:t>Moyenne</w:t>
-            </w:r>
-          </w:p>
-        </w:tc>
-        <w:tc>
-          <w:tcPr>
-            <w:tcW w:type="dxa" w:w="1247"/>
-          </w:tcPr>
-          <w:p>
-            <w:r>
-              <w:rPr>
-                <w:b/>
-                <w:i w:val="0"/>
-                <w:sz w:val="16"/>
-              </w:rPr>
-              <w:t>S02</w:t>
-              <w:br/>
-            </w:r>
-            <w:r>
-              <w:rPr>
-                <w:b w:val="0"/>
-                <w:i w:val="0"/>
-                <w:color w:val="64748B"/>
-                <w:sz w:val="14"/>
-              </w:rPr>
-              <w:t>Éducation</w:t>
-            </w:r>
-          </w:p>
-        </w:tc>
-        <w:tc>
-          <w:tcPr>
-            <w:tcW w:type="dxa" w:w="1531"/>
-          </w:tcPr>
-          <w:p>
-            <w:r>
-              <w:rPr>
-                <w:b/>
-                <w:i w:val="0"/>
-                <w:color w:val="16A34A"/>
-                <w:sz w:val="16"/>
-              </w:rPr>
-              <w:t>—</w:t>
-            </w:r>
-          </w:p>
-        </w:tc>
-        <w:tc>
-          <w:tcPr>
-            <w:tcW w:type="dxa" w:w="1191"/>
-          </w:tcPr>
-          <w:p>
-            <w:r>
-              <w:rPr>
-                <w:b w:val="0"/>
-                <w:i w:val="0"/>
-                <w:color w:val="64748B"/>
-                <w:sz w:val="16"/>
-              </w:rPr>
-              <w:t>GT-CQ</w:t>
-            </w:r>
-          </w:p>
-        </w:tc>
-        <w:tc>
-          <w:tcPr>
-            <w:tcW w:type="dxa" w:w="4706"/>
-          </w:tcPr>
-          <w:p>
-            <w:r>
-              <w:rPr>
-                <w:b w:val="0"/>
-                <w:i w:val="0"/>
-                <w:sz w:val="17"/>
-              </w:rPr>
-              <w:t>veuillez, s'il vous plait, confirmer les frais de scolarité ( 1500 FCFA) payée de Soumaya Touré avec le QG ou apporter les corrections nécessaires.</w:t>
-            </w:r>
-          </w:p>
-        </w:tc>
-      </w:tr>
-      <w:tr>
-        <w:tc>
-          <w:tcPr>
-            <w:tcW w:type="dxa" w:w="964"/>
-          </w:tcPr>
-          <w:p>
-            <w:r>
-              <w:rPr>
-                <w:b/>
-                <w:i w:val="0"/>
-                <w:color w:val="EA580C"/>
-                <w:sz w:val="16"/>
-              </w:rPr>
-              <w:t>Moyenne</w:t>
-            </w:r>
-          </w:p>
-        </w:tc>
-        <w:tc>
-          <w:tcPr>
-            <w:tcW w:type="dxa" w:w="1247"/>
-          </w:tcPr>
-          <w:p>
-            <w:r>
-              <w:rPr>
-                <w:b/>
-                <w:i w:val="0"/>
-                <w:sz w:val="16"/>
-              </w:rPr>
-              <w:t>S02</w:t>
-              <w:br/>
-            </w:r>
-            <w:r>
-              <w:rPr>
-                <w:b w:val="0"/>
-                <w:i w:val="0"/>
-                <w:color w:val="64748B"/>
-                <w:sz w:val="14"/>
-              </w:rPr>
-              <w:t>Éducation</w:t>
-            </w:r>
-          </w:p>
-        </w:tc>
-        <w:tc>
-          <w:tcPr>
-            <w:tcW w:type="dxa" w:w="1531"/>
-          </w:tcPr>
-          <w:p>
-            <w:r>
-              <w:rPr>
-                <w:b/>
-                <w:i w:val="0"/>
-                <w:color w:val="16A34A"/>
-                <w:sz w:val="16"/>
-              </w:rPr>
-              <w:t>—</w:t>
-            </w:r>
-          </w:p>
-        </w:tc>
-        <w:tc>
-          <w:tcPr>
-            <w:tcW w:type="dxa" w:w="1191"/>
-          </w:tcPr>
-          <w:p>
-            <w:r>
-              <w:rPr>
-                <w:b w:val="0"/>
-                <w:i w:val="0"/>
-                <w:color w:val="64748B"/>
-                <w:sz w:val="16"/>
-              </w:rPr>
-              <w:t>GT-CQ</w:t>
-            </w:r>
-          </w:p>
-        </w:tc>
-        <w:tc>
-          <w:tcPr>
-            <w:tcW w:type="dxa" w:w="4706"/>
-          </w:tcPr>
-          <w:p>
-            <w:r>
-              <w:rPr>
-                <w:b w:val="0"/>
-                <w:i w:val="0"/>
-                <w:sz w:val="17"/>
-              </w:rPr>
-              <w:t>veuillez, s'il vous plait, confirmer les frais de scolarité ( 7500 FCFA) payée de Bassirou Touré avec le QG ou apporter les corrections nécessaires.</w:t>
-            </w:r>
-          </w:p>
-        </w:tc>
-      </w:tr>
-      <w:tr>
-        <w:tc>
-          <w:tcPr>
-            <w:tcW w:type="dxa" w:w="964"/>
-          </w:tcPr>
-          <w:p>
-            <w:r>
-              <w:rPr>
-                <w:b/>
-                <w:i w:val="0"/>
-                <w:color w:val="EA580C"/>
-                <w:sz w:val="16"/>
-              </w:rPr>
-              <w:t>Moyenne</w:t>
-            </w:r>
-          </w:p>
-        </w:tc>
-        <w:tc>
-          <w:tcPr>
-            <w:tcW w:type="dxa" w:w="1247"/>
-          </w:tcPr>
-          <w:p>
-            <w:r>
-              <w:rPr>
-                <w:b/>
-                <w:i w:val="0"/>
-                <w:sz w:val="16"/>
-              </w:rPr>
-              <w:t>S02</w:t>
-              <w:br/>
-            </w:r>
-            <w:r>
-              <w:rPr>
-                <w:b w:val="0"/>
-                <w:i w:val="0"/>
-                <w:color w:val="64748B"/>
-                <w:sz w:val="14"/>
-              </w:rPr>
-              <w:t>Éducation</w:t>
-            </w:r>
-          </w:p>
-        </w:tc>
-        <w:tc>
-          <w:tcPr>
-            <w:tcW w:type="dxa" w:w="1531"/>
-          </w:tcPr>
-          <w:p>
-            <w:r>
-              <w:rPr>
-                <w:b/>
-                <w:i w:val="0"/>
-                <w:color w:val="16A34A"/>
-                <w:sz w:val="16"/>
-              </w:rPr>
-              <w:t>—</w:t>
-            </w:r>
-          </w:p>
-        </w:tc>
-        <w:tc>
-          <w:tcPr>
-            <w:tcW w:type="dxa" w:w="1191"/>
-          </w:tcPr>
-          <w:p>
-            <w:r>
-              <w:rPr>
-                <w:b w:val="0"/>
-                <w:i w:val="0"/>
-                <w:color w:val="64748B"/>
-                <w:sz w:val="16"/>
-              </w:rPr>
-              <w:t>GT-CQ</w:t>
-            </w:r>
-          </w:p>
-        </w:tc>
-        <w:tc>
-          <w:tcPr>
-            <w:tcW w:type="dxa" w:w="4706"/>
-          </w:tcPr>
-          <w:p>
-            <w:r>
-              <w:rPr>
-                <w:b w:val="0"/>
-                <w:i w:val="0"/>
-                <w:sz w:val="17"/>
-              </w:rPr>
-              <w:t>veuillez, s'il vous plait, confirmer les frais de scolarité ( 12000 FCFA) payée de Marietou Touré avec le QG ou apporter les corrections nécessaires.</w:t>
             </w:r>
           </w:p>
         </w:tc>
